--- a/results/EDA/tables/table1_baseline_characteristics.docx
+++ b/results/EDA/tables/table1_baseline_characteristics.docx
@@ -1027,7 +1027,7 @@
                 <w:rFonts w:ascii="Calibri" w:hAnsi="Calibri"/>
                 <w:sz w:val="20"/>
               </w:rPr>
-              <w:t xml:space="preserve">AD Risk Factors</w:t>
+              <w:t xml:space="preserve">AD risk indicators</w:t>
             </w:r>
           </w:p>
         </w:tc>
@@ -1057,127 +1057,127 @@
                 <w:sz w:val="20"/>
                 <w:b w:val="true"/>
               </w:rPr>
-              <w:t xml:space="default">APOE genotype</w:t>
-            </w:r>
-          </w:p>
-        </w:tc>
-        <w:tc>
-          <w:tcPr>
-            <w:tcBorders>
-              <w:top w:val="single" w:space="0" w:color="D3D3D3"/>
-              <w:bottom w:val="single" w:space="0" w:color="D3D3D3"/>
-              <w:start w:val="single" w:space="0" w:color="D3D3D3"/>
-              <w:end w:val="single" w:space="0" w:color="D3D3D3"/>
-            </w:tcBorders>
-          </w:tcPr>
-          <w:p>
-            <w:pPr>
-              <w:spacing w:before="0" w:after="60"/>
-              <w:keepNext/>
-              <w:jc w:val="center"/>
-            </w:pPr>
-            <w:r>
-              <w:rPr>
-                <w:rFonts w:ascii="Calibri" w:hAnsi="Calibri"/>
-                <w:sz w:val="20"/>
-              </w:rPr>
-              <w:t xml:space="default"/>
-            </w:r>
-          </w:p>
-        </w:tc>
-        <w:tc>
-          <w:tcPr>
-            <w:tcBorders>
-              <w:top w:val="single" w:space="0" w:color="D3D3D3"/>
-              <w:bottom w:val="single" w:space="0" w:color="D3D3D3"/>
-              <w:start w:val="single" w:space="0" w:color="D3D3D3"/>
-              <w:end w:val="single" w:space="0" w:color="D3D3D3"/>
-            </w:tcBorders>
-          </w:tcPr>
-          <w:p>
-            <w:pPr>
-              <w:spacing w:before="0" w:after="60"/>
-              <w:keepNext/>
-              <w:jc w:val="center"/>
-            </w:pPr>
-            <w:r>
-              <w:rPr>
-                <w:rFonts w:ascii="Calibri" w:hAnsi="Calibri"/>
-                <w:sz w:val="20"/>
-              </w:rPr>
-              <w:t xml:space="default"/>
-            </w:r>
-          </w:p>
-        </w:tc>
-        <w:tc>
-          <w:tcPr>
-            <w:tcBorders>
-              <w:top w:val="single" w:space="0" w:color="D3D3D3"/>
-              <w:bottom w:val="single" w:space="0" w:color="D3D3D3"/>
-              <w:start w:val="single" w:space="0" w:color="D3D3D3"/>
-              <w:end w:val="single" w:space="0" w:color="D3D3D3"/>
-            </w:tcBorders>
-          </w:tcPr>
-          <w:p>
-            <w:pPr>
-              <w:spacing w:before="0" w:after="60"/>
-              <w:keepNext/>
-              <w:jc w:val="center"/>
-            </w:pPr>
-            <w:r>
-              <w:rPr>
-                <w:rFonts w:ascii="Calibri" w:hAnsi="Calibri"/>
-                <w:sz w:val="20"/>
-              </w:rPr>
-              <w:t xml:space="default"/>
-            </w:r>
-          </w:p>
-        </w:tc>
-        <w:tc>
-          <w:tcPr>
-            <w:tcBorders>
-              <w:top w:val="single" w:space="0" w:color="D3D3D3"/>
-              <w:bottom w:val="single" w:space="0" w:color="D3D3D3"/>
-              <w:start w:val="single" w:space="0" w:color="D3D3D3"/>
-              <w:end w:val="single" w:space="0" w:color="D3D3D3"/>
-            </w:tcBorders>
-          </w:tcPr>
-          <w:p>
-            <w:pPr>
-              <w:spacing w:before="0" w:after="60"/>
-              <w:keepNext/>
-              <w:jc w:val="center"/>
-            </w:pPr>
-            <w:r>
-              <w:rPr>
-                <w:rFonts w:ascii="Calibri" w:hAnsi="Calibri"/>
-                <w:sz w:val="20"/>
-              </w:rPr>
-              <w:t xml:space="default"/>
-            </w:r>
-          </w:p>
-        </w:tc>
-        <w:tc>
-          <w:tcPr>
-            <w:tcBorders>
-              <w:top w:val="single" w:space="0" w:color="D3D3D3"/>
-              <w:bottom w:val="single" w:space="0" w:color="D3D3D3"/>
-              <w:start w:val="single" w:space="0" w:color="D3D3D3"/>
-              <w:end w:val="single" w:space="0" w:color="D3D3D3"/>
-            </w:tcBorders>
-          </w:tcPr>
-          <w:p>
-            <w:pPr>
-              <w:spacing w:before="0" w:after="60"/>
-              <w:keepNext/>
-              <w:jc w:val="center"/>
-            </w:pPr>
-            <w:r>
-              <w:rPr>
-                <w:rFonts w:ascii="Calibri" w:hAnsi="Calibri"/>
-                <w:sz w:val="20"/>
-              </w:rPr>
-              <w:t xml:space="default">0.4</w:t>
+              <w:t xml:space="default">APOE e4+</w:t>
+            </w:r>
+          </w:p>
+        </w:tc>
+        <w:tc>
+          <w:tcPr>
+            <w:tcBorders>
+              <w:top w:val="single" w:space="0" w:color="D3D3D3"/>
+              <w:bottom w:val="single" w:space="0" w:color="D3D3D3"/>
+              <w:start w:val="single" w:space="0" w:color="D3D3D3"/>
+              <w:end w:val="single" w:space="0" w:color="D3D3D3"/>
+            </w:tcBorders>
+          </w:tcPr>
+          <w:p>
+            <w:pPr>
+              <w:spacing w:before="0" w:after="60"/>
+              <w:keepNext/>
+              <w:jc w:val="center"/>
+            </w:pPr>
+            <w:r>
+              <w:rPr>
+                <w:rFonts w:ascii="Calibri" w:hAnsi="Calibri"/>
+                <w:sz w:val="20"/>
+              </w:rPr>
+              <w:t xml:space="default">100 (38%)</w:t>
+            </w:r>
+          </w:p>
+        </w:tc>
+        <w:tc>
+          <w:tcPr>
+            <w:tcBorders>
+              <w:top w:val="single" w:space="0" w:color="D3D3D3"/>
+              <w:bottom w:val="single" w:space="0" w:color="D3D3D3"/>
+              <w:start w:val="single" w:space="0" w:color="D3D3D3"/>
+              <w:end w:val="single" w:space="0" w:color="D3D3D3"/>
+            </w:tcBorders>
+          </w:tcPr>
+          <w:p>
+            <w:pPr>
+              <w:spacing w:before="0" w:after="60"/>
+              <w:keepNext/>
+              <w:jc w:val="center"/>
+            </w:pPr>
+            <w:r>
+              <w:rPr>
+                <w:rFonts w:ascii="Calibri" w:hAnsi="Calibri"/>
+                <w:sz w:val="20"/>
+              </w:rPr>
+              <w:t xml:space="default">70 (38%)</w:t>
+            </w:r>
+          </w:p>
+        </w:tc>
+        <w:tc>
+          <w:tcPr>
+            <w:tcBorders>
+              <w:top w:val="single" w:space="0" w:color="D3D3D3"/>
+              <w:bottom w:val="single" w:space="0" w:color="D3D3D3"/>
+              <w:start w:val="single" w:space="0" w:color="D3D3D3"/>
+              <w:end w:val="single" w:space="0" w:color="D3D3D3"/>
+            </w:tcBorders>
+          </w:tcPr>
+          <w:p>
+            <w:pPr>
+              <w:spacing w:before="0" w:after="60"/>
+              <w:keepNext/>
+              <w:jc w:val="center"/>
+            </w:pPr>
+            <w:r>
+              <w:rPr>
+                <w:rFonts w:ascii="Calibri" w:hAnsi="Calibri"/>
+                <w:sz w:val="20"/>
+              </w:rPr>
+              <w:t xml:space="default">26 (36%)</w:t>
+            </w:r>
+          </w:p>
+        </w:tc>
+        <w:tc>
+          <w:tcPr>
+            <w:tcBorders>
+              <w:top w:val="single" w:space="0" w:color="D3D3D3"/>
+              <w:bottom w:val="single" w:space="0" w:color="D3D3D3"/>
+              <w:start w:val="single" w:space="0" w:color="D3D3D3"/>
+              <w:end w:val="single" w:space="0" w:color="D3D3D3"/>
+            </w:tcBorders>
+          </w:tcPr>
+          <w:p>
+            <w:pPr>
+              <w:spacing w:before="0" w:after="60"/>
+              <w:keepNext/>
+              <w:jc w:val="center"/>
+            </w:pPr>
+            <w:r>
+              <w:rPr>
+                <w:rFonts w:ascii="Calibri" w:hAnsi="Calibri"/>
+                <w:sz w:val="20"/>
+              </w:rPr>
+              <w:t xml:space="default">4 (80%)</w:t>
+            </w:r>
+          </w:p>
+        </w:tc>
+        <w:tc>
+          <w:tcPr>
+            <w:tcBorders>
+              <w:top w:val="single" w:space="0" w:color="D3D3D3"/>
+              <w:bottom w:val="single" w:space="0" w:color="D3D3D3"/>
+              <w:start w:val="single" w:space="0" w:color="D3D3D3"/>
+              <w:end w:val="single" w:space="0" w:color="D3D3D3"/>
+            </w:tcBorders>
+          </w:tcPr>
+          <w:p>
+            <w:pPr>
+              <w:spacing w:before="0" w:after="60"/>
+              <w:keepNext/>
+              <w:jc w:val="center"/>
+            </w:pPr>
+            <w:r>
+              <w:rPr>
+                <w:rFonts w:ascii="Calibri" w:hAnsi="Calibri"/>
+                <w:sz w:val="20"/>
+              </w:rPr>
+              <w:t xml:space="default">0.15</w:t>
             </w:r>
           </w:p>
         </w:tc>
@@ -1205,81 +1205,81 @@
               <w:rPr>
                 <w:rFonts w:ascii="Calibri" w:hAnsi="Calibri"/>
                 <w:sz w:val="20"/>
-                <w:i/>
-              </w:rPr>
-              <w:t xml:space="default">    e3/e3</w:t>
-            </w:r>
-          </w:p>
-        </w:tc>
-        <w:tc>
-          <w:tcPr>
-            <w:tcBorders>
-              <w:top w:val="single" w:space="0" w:color="D3D3D3"/>
-              <w:bottom w:val="single" w:space="0" w:color="D3D3D3"/>
-              <w:start w:val="single" w:space="0" w:color="D3D3D3"/>
-              <w:end w:val="single" w:space="0" w:color="D3D3D3"/>
-            </w:tcBorders>
-          </w:tcPr>
-          <w:p>
-            <w:pPr>
-              <w:spacing w:before="0" w:after="60"/>
-              <w:keepNext/>
-              <w:jc w:val="center"/>
-            </w:pPr>
-            <w:r>
-              <w:rPr>
-                <w:rFonts w:ascii="Calibri" w:hAnsi="Calibri"/>
-                <w:sz w:val="20"/>
-              </w:rPr>
-              <w:t xml:space="default">128 (49%)</w:t>
-            </w:r>
-          </w:p>
-        </w:tc>
-        <w:tc>
-          <w:tcPr>
-            <w:tcBorders>
-              <w:top w:val="single" w:space="0" w:color="D3D3D3"/>
-              <w:bottom w:val="single" w:space="0" w:color="D3D3D3"/>
-              <w:start w:val="single" w:space="0" w:color="D3D3D3"/>
-              <w:end w:val="single" w:space="0" w:color="D3D3D3"/>
-            </w:tcBorders>
-          </w:tcPr>
-          <w:p>
-            <w:pPr>
-              <w:spacing w:before="0" w:after="60"/>
-              <w:keepNext/>
-              <w:jc w:val="center"/>
-            </w:pPr>
-            <w:r>
-              <w:rPr>
-                <w:rFonts w:ascii="Calibri" w:hAnsi="Calibri"/>
-                <w:sz w:val="20"/>
-              </w:rPr>
-              <w:t xml:space="default">89 (48%)</w:t>
-            </w:r>
-          </w:p>
-        </w:tc>
-        <w:tc>
-          <w:tcPr>
-            <w:tcBorders>
-              <w:top w:val="single" w:space="0" w:color="D3D3D3"/>
-              <w:bottom w:val="single" w:space="0" w:color="D3D3D3"/>
-              <w:start w:val="single" w:space="0" w:color="D3D3D3"/>
-              <w:end w:val="single" w:space="0" w:color="D3D3D3"/>
-            </w:tcBorders>
-          </w:tcPr>
-          <w:p>
-            <w:pPr>
-              <w:spacing w:before="0" w:after="60"/>
-              <w:keepNext/>
-              <w:jc w:val="center"/>
-            </w:pPr>
-            <w:r>
-              <w:rPr>
-                <w:rFonts w:ascii="Calibri" w:hAnsi="Calibri"/>
-                <w:sz w:val="20"/>
-              </w:rPr>
-              <w:t xml:space="default">38 (53%)</w:t>
+                <w:b w:val="true"/>
+              </w:rPr>
+              <w:t xml:space="default">PRS ≥75%</w:t>
+            </w:r>
+          </w:p>
+        </w:tc>
+        <w:tc>
+          <w:tcPr>
+            <w:tcBorders>
+              <w:top w:val="single" w:space="0" w:color="D3D3D3"/>
+              <w:bottom w:val="single" w:space="0" w:color="D3D3D3"/>
+              <w:start w:val="single" w:space="0" w:color="D3D3D3"/>
+              <w:end w:val="single" w:space="0" w:color="D3D3D3"/>
+            </w:tcBorders>
+          </w:tcPr>
+          <w:p>
+            <w:pPr>
+              <w:spacing w:before="0" w:after="60"/>
+              <w:keepNext/>
+              <w:jc w:val="center"/>
+            </w:pPr>
+            <w:r>
+              <w:rPr>
+                <w:rFonts w:ascii="Calibri" w:hAnsi="Calibri"/>
+                <w:sz w:val="20"/>
+              </w:rPr>
+              <w:t xml:space="default">65 (25%)</w:t>
+            </w:r>
+          </w:p>
+        </w:tc>
+        <w:tc>
+          <w:tcPr>
+            <w:tcBorders>
+              <w:top w:val="single" w:space="0" w:color="D3D3D3"/>
+              <w:bottom w:val="single" w:space="0" w:color="D3D3D3"/>
+              <w:start w:val="single" w:space="0" w:color="D3D3D3"/>
+              <w:end w:val="single" w:space="0" w:color="D3D3D3"/>
+            </w:tcBorders>
+          </w:tcPr>
+          <w:p>
+            <w:pPr>
+              <w:spacing w:before="0" w:after="60"/>
+              <w:keepNext/>
+              <w:jc w:val="center"/>
+            </w:pPr>
+            <w:r>
+              <w:rPr>
+                <w:rFonts w:ascii="Calibri" w:hAnsi="Calibri"/>
+                <w:sz w:val="20"/>
+              </w:rPr>
+              <w:t xml:space="default">45 (24%)</w:t>
+            </w:r>
+          </w:p>
+        </w:tc>
+        <w:tc>
+          <w:tcPr>
+            <w:tcBorders>
+              <w:top w:val="single" w:space="0" w:color="D3D3D3"/>
+              <w:bottom w:val="single" w:space="0" w:color="D3D3D3"/>
+              <w:start w:val="single" w:space="0" w:color="D3D3D3"/>
+              <w:end w:val="single" w:space="0" w:color="D3D3D3"/>
+            </w:tcBorders>
+          </w:tcPr>
+          <w:p>
+            <w:pPr>
+              <w:spacing w:before="0" w:after="60"/>
+              <w:keepNext/>
+              <w:jc w:val="center"/>
+            </w:pPr>
+            <w:r>
+              <w:rPr>
+                <w:rFonts w:ascii="Calibri" w:hAnsi="Calibri"/>
+                <w:sz w:val="20"/>
+              </w:rPr>
+              <w:t xml:space="default">19 (26%)</w:t>
             </w:r>
           </w:p>
         </w:tc>
@@ -1327,7 +1327,7 @@
                 <w:rFonts w:ascii="Calibri" w:hAnsi="Calibri"/>
                 <w:sz w:val="20"/>
               </w:rPr>
-              <w:t xml:space="default"/>
+              <w:t xml:space="default">&gt;0.9</w:t>
             </w:r>
           </w:p>
         </w:tc>
@@ -1355,81 +1355,81 @@
               <w:rPr>
                 <w:rFonts w:ascii="Calibri" w:hAnsi="Calibri"/>
                 <w:sz w:val="20"/>
-                <w:i/>
-              </w:rPr>
-              <w:t xml:space="default">    e2+</w:t>
-            </w:r>
-          </w:p>
-        </w:tc>
-        <w:tc>
-          <w:tcPr>
-            <w:tcBorders>
-              <w:top w:val="single" w:space="0" w:color="D3D3D3"/>
-              <w:bottom w:val="single" w:space="0" w:color="D3D3D3"/>
-              <w:start w:val="single" w:space="0" w:color="D3D3D3"/>
-              <w:end w:val="single" w:space="0" w:color="D3D3D3"/>
-            </w:tcBorders>
-          </w:tcPr>
-          <w:p>
-            <w:pPr>
-              <w:spacing w:before="0" w:after="60"/>
-              <w:keepNext/>
-              <w:jc w:val="center"/>
-            </w:pPr>
-            <w:r>
-              <w:rPr>
-                <w:rFonts w:ascii="Calibri" w:hAnsi="Calibri"/>
-                <w:sz w:val="20"/>
-              </w:rPr>
-              <w:t xml:space="default">33 (13%)</w:t>
-            </w:r>
-          </w:p>
-        </w:tc>
-        <w:tc>
-          <w:tcPr>
-            <w:tcBorders>
-              <w:top w:val="single" w:space="0" w:color="D3D3D3"/>
-              <w:bottom w:val="single" w:space="0" w:color="D3D3D3"/>
-              <w:start w:val="single" w:space="0" w:color="D3D3D3"/>
-              <w:end w:val="single" w:space="0" w:color="D3D3D3"/>
-            </w:tcBorders>
-          </w:tcPr>
-          <w:p>
-            <w:pPr>
-              <w:spacing w:before="0" w:after="60"/>
-              <w:keepNext/>
-              <w:jc w:val="center"/>
-            </w:pPr>
-            <w:r>
-              <w:rPr>
-                <w:rFonts w:ascii="Calibri" w:hAnsi="Calibri"/>
-                <w:sz w:val="20"/>
-              </w:rPr>
-              <w:t xml:space="default">25 (14%)</w:t>
-            </w:r>
-          </w:p>
-        </w:tc>
-        <w:tc>
-          <w:tcPr>
-            <w:tcBorders>
-              <w:top w:val="single" w:space="0" w:color="D3D3D3"/>
-              <w:bottom w:val="single" w:space="0" w:color="D3D3D3"/>
-              <w:start w:val="single" w:space="0" w:color="D3D3D3"/>
-              <w:end w:val="single" w:space="0" w:color="D3D3D3"/>
-            </w:tcBorders>
-          </w:tcPr>
-          <w:p>
-            <w:pPr>
-              <w:spacing w:before="0" w:after="60"/>
-              <w:keepNext/>
-              <w:jc w:val="center"/>
-            </w:pPr>
-            <w:r>
-              <w:rPr>
-                <w:rFonts w:ascii="Calibri" w:hAnsi="Calibri"/>
-                <w:sz w:val="20"/>
-              </w:rPr>
-              <w:t xml:space="default">8 (11%)</w:t>
+                <w:b w:val="true"/>
+              </w:rPr>
+              <w:t xml:space="default">Family history of AD</w:t>
+            </w:r>
+          </w:p>
+        </w:tc>
+        <w:tc>
+          <w:tcPr>
+            <w:tcBorders>
+              <w:top w:val="single" w:space="0" w:color="D3D3D3"/>
+              <w:bottom w:val="single" w:space="0" w:color="D3D3D3"/>
+              <w:start w:val="single" w:space="0" w:color="D3D3D3"/>
+              <w:end w:val="single" w:space="0" w:color="D3D3D3"/>
+            </w:tcBorders>
+          </w:tcPr>
+          <w:p>
+            <w:pPr>
+              <w:spacing w:before="0" w:after="60"/>
+              <w:keepNext/>
+              <w:jc w:val="center"/>
+            </w:pPr>
+            <w:r>
+              <w:rPr>
+                <w:rFonts w:ascii="Calibri" w:hAnsi="Calibri"/>
+                <w:sz w:val="20"/>
+              </w:rPr>
+              <w:t xml:space="default">54 (21%)</w:t>
+            </w:r>
+          </w:p>
+        </w:tc>
+        <w:tc>
+          <w:tcPr>
+            <w:tcBorders>
+              <w:top w:val="single" w:space="0" w:color="D3D3D3"/>
+              <w:bottom w:val="single" w:space="0" w:color="D3D3D3"/>
+              <w:start w:val="single" w:space="0" w:color="D3D3D3"/>
+              <w:end w:val="single" w:space="0" w:color="D3D3D3"/>
+            </w:tcBorders>
+          </w:tcPr>
+          <w:p>
+            <w:pPr>
+              <w:spacing w:before="0" w:after="60"/>
+              <w:keepNext/>
+              <w:jc w:val="center"/>
+            </w:pPr>
+            <w:r>
+              <w:rPr>
+                <w:rFonts w:ascii="Calibri" w:hAnsi="Calibri"/>
+                <w:sz w:val="20"/>
+              </w:rPr>
+              <w:t xml:space="default">39 (21%)</w:t>
+            </w:r>
+          </w:p>
+        </w:tc>
+        <w:tc>
+          <w:tcPr>
+            <w:tcBorders>
+              <w:top w:val="single" w:space="0" w:color="D3D3D3"/>
+              <w:bottom w:val="single" w:space="0" w:color="D3D3D3"/>
+              <w:start w:val="single" w:space="0" w:color="D3D3D3"/>
+              <w:end w:val="single" w:space="0" w:color="D3D3D3"/>
+            </w:tcBorders>
+          </w:tcPr>
+          <w:p>
+            <w:pPr>
+              <w:spacing w:before="0" w:after="60"/>
+              <w:keepNext/>
+              <w:jc w:val="center"/>
+            </w:pPr>
+            <w:r>
+              <w:rPr>
+                <w:rFonts w:ascii="Calibri" w:hAnsi="Calibri"/>
+                <w:sz w:val="20"/>
+              </w:rPr>
+              <w:t xml:space="default">15 (21%)</w:t>
             </w:r>
           </w:p>
         </w:tc>
@@ -1477,7 +1477,7 @@
                 <w:rFonts w:ascii="Calibri" w:hAnsi="Calibri"/>
                 <w:sz w:val="20"/>
               </w:rPr>
-              <w:t xml:space="default"/>
+              <w:t xml:space="default">0.5</w:t>
             </w:r>
           </w:p>
         </w:tc>
@@ -1505,129 +1505,129 @@
               <w:rPr>
                 <w:rFonts w:ascii="Calibri" w:hAnsi="Calibri"/>
                 <w:sz w:val="20"/>
-                <w:i/>
-              </w:rPr>
-              <w:t xml:space="default">    e4+</w:t>
-            </w:r>
-          </w:p>
-        </w:tc>
-        <w:tc>
-          <w:tcPr>
-            <w:tcBorders>
-              <w:top w:val="single" w:space="0" w:color="D3D3D3"/>
-              <w:bottom w:val="single" w:space="0" w:color="D3D3D3"/>
-              <w:start w:val="single" w:space="0" w:color="D3D3D3"/>
-              <w:end w:val="single" w:space="0" w:color="D3D3D3"/>
-            </w:tcBorders>
-          </w:tcPr>
-          <w:p>
-            <w:pPr>
-              <w:spacing w:before="0" w:after="60"/>
-              <w:keepNext/>
-              <w:jc w:val="center"/>
-            </w:pPr>
-            <w:r>
-              <w:rPr>
-                <w:rFonts w:ascii="Calibri" w:hAnsi="Calibri"/>
-                <w:sz w:val="20"/>
-              </w:rPr>
-              <w:t xml:space="default">100 (38%)</w:t>
-            </w:r>
-          </w:p>
-        </w:tc>
-        <w:tc>
-          <w:tcPr>
-            <w:tcBorders>
-              <w:top w:val="single" w:space="0" w:color="D3D3D3"/>
-              <w:bottom w:val="single" w:space="0" w:color="D3D3D3"/>
-              <w:start w:val="single" w:space="0" w:color="D3D3D3"/>
-              <w:end w:val="single" w:space="0" w:color="D3D3D3"/>
-            </w:tcBorders>
-          </w:tcPr>
-          <w:p>
-            <w:pPr>
-              <w:spacing w:before="0" w:after="60"/>
-              <w:keepNext/>
-              <w:jc w:val="center"/>
-            </w:pPr>
-            <w:r>
-              <w:rPr>
-                <w:rFonts w:ascii="Calibri" w:hAnsi="Calibri"/>
-                <w:sz w:val="20"/>
-              </w:rPr>
-              <w:t xml:space="default">70 (38%)</w:t>
-            </w:r>
-          </w:p>
-        </w:tc>
-        <w:tc>
-          <w:tcPr>
-            <w:tcBorders>
-              <w:top w:val="single" w:space="0" w:color="D3D3D3"/>
-              <w:bottom w:val="single" w:space="0" w:color="D3D3D3"/>
-              <w:start w:val="single" w:space="0" w:color="D3D3D3"/>
-              <w:end w:val="single" w:space="0" w:color="D3D3D3"/>
-            </w:tcBorders>
-          </w:tcPr>
-          <w:p>
-            <w:pPr>
-              <w:spacing w:before="0" w:after="60"/>
-              <w:keepNext/>
-              <w:jc w:val="center"/>
-            </w:pPr>
-            <w:r>
-              <w:rPr>
-                <w:rFonts w:ascii="Calibri" w:hAnsi="Calibri"/>
-                <w:sz w:val="20"/>
-              </w:rPr>
-              <w:t xml:space="default">26 (36%)</w:t>
-            </w:r>
-          </w:p>
-        </w:tc>
-        <w:tc>
-          <w:tcPr>
-            <w:tcBorders>
-              <w:top w:val="single" w:space="0" w:color="D3D3D3"/>
-              <w:bottom w:val="single" w:space="0" w:color="D3D3D3"/>
-              <w:start w:val="single" w:space="0" w:color="D3D3D3"/>
-              <w:end w:val="single" w:space="0" w:color="D3D3D3"/>
-            </w:tcBorders>
-          </w:tcPr>
-          <w:p>
-            <w:pPr>
-              <w:spacing w:before="0" w:after="60"/>
-              <w:keepNext/>
-              <w:jc w:val="center"/>
-            </w:pPr>
-            <w:r>
-              <w:rPr>
-                <w:rFonts w:ascii="Calibri" w:hAnsi="Calibri"/>
-                <w:sz w:val="20"/>
-              </w:rPr>
-              <w:t xml:space="default">4 (80%)</w:t>
-            </w:r>
-          </w:p>
-        </w:tc>
-        <w:tc>
-          <w:tcPr>
-            <w:tcBorders>
-              <w:top w:val="single" w:space="0" w:color="D3D3D3"/>
-              <w:bottom w:val="single" w:space="0" w:color="D3D3D3"/>
-              <w:start w:val="single" w:space="0" w:color="D3D3D3"/>
-              <w:end w:val="single" w:space="0" w:color="D3D3D3"/>
-            </w:tcBorders>
-          </w:tcPr>
-          <w:p>
-            <w:pPr>
-              <w:spacing w:before="0" w:after="60"/>
-              <w:keepNext/>
-              <w:jc w:val="center"/>
-            </w:pPr>
-            <w:r>
-              <w:rPr>
-                <w:rFonts w:ascii="Calibri" w:hAnsi="Calibri"/>
-                <w:sz w:val="20"/>
-              </w:rPr>
-              <w:t xml:space="default"/>
+                <w:b w:val="true"/>
+              </w:rPr>
+              <w:t xml:space="default">CogDrisk ≥8</w:t>
+            </w:r>
+          </w:p>
+        </w:tc>
+        <w:tc>
+          <w:tcPr>
+            <w:tcBorders>
+              <w:top w:val="single" w:space="0" w:color="D3D3D3"/>
+              <w:bottom w:val="single" w:space="0" w:color="D3D3D3"/>
+              <w:start w:val="single" w:space="0" w:color="D3D3D3"/>
+              <w:end w:val="single" w:space="0" w:color="D3D3D3"/>
+            </w:tcBorders>
+          </w:tcPr>
+          <w:p>
+            <w:pPr>
+              <w:spacing w:before="0" w:after="60"/>
+              <w:keepNext/>
+              <w:jc w:val="center"/>
+            </w:pPr>
+            <w:r>
+              <w:rPr>
+                <w:rFonts w:ascii="Calibri" w:hAnsi="Calibri"/>
+                <w:sz w:val="20"/>
+              </w:rPr>
+              <w:t xml:space="default">40 (15%)</w:t>
+            </w:r>
+          </w:p>
+        </w:tc>
+        <w:tc>
+          <w:tcPr>
+            <w:tcBorders>
+              <w:top w:val="single" w:space="0" w:color="D3D3D3"/>
+              <w:bottom w:val="single" w:space="0" w:color="D3D3D3"/>
+              <w:start w:val="single" w:space="0" w:color="D3D3D3"/>
+              <w:end w:val="single" w:space="0" w:color="D3D3D3"/>
+            </w:tcBorders>
+          </w:tcPr>
+          <w:p>
+            <w:pPr>
+              <w:spacing w:before="0" w:after="60"/>
+              <w:keepNext/>
+              <w:jc w:val="center"/>
+            </w:pPr>
+            <w:r>
+              <w:rPr>
+                <w:rFonts w:ascii="Calibri" w:hAnsi="Calibri"/>
+                <w:sz w:val="20"/>
+              </w:rPr>
+              <w:t xml:space="default">20 (11%)</w:t>
+            </w:r>
+          </w:p>
+        </w:tc>
+        <w:tc>
+          <w:tcPr>
+            <w:tcBorders>
+              <w:top w:val="single" w:space="0" w:color="D3D3D3"/>
+              <w:bottom w:val="single" w:space="0" w:color="D3D3D3"/>
+              <w:start w:val="single" w:space="0" w:color="D3D3D3"/>
+              <w:end w:val="single" w:space="0" w:color="D3D3D3"/>
+            </w:tcBorders>
+          </w:tcPr>
+          <w:p>
+            <w:pPr>
+              <w:spacing w:before="0" w:after="60"/>
+              <w:keepNext/>
+              <w:jc w:val="center"/>
+            </w:pPr>
+            <w:r>
+              <w:rPr>
+                <w:rFonts w:ascii="Calibri" w:hAnsi="Calibri"/>
+                <w:sz w:val="20"/>
+              </w:rPr>
+              <w:t xml:space="default">19 (26%)</w:t>
+            </w:r>
+          </w:p>
+        </w:tc>
+        <w:tc>
+          <w:tcPr>
+            <w:tcBorders>
+              <w:top w:val="single" w:space="0" w:color="D3D3D3"/>
+              <w:bottom w:val="single" w:space="0" w:color="D3D3D3"/>
+              <w:start w:val="single" w:space="0" w:color="D3D3D3"/>
+              <w:end w:val="single" w:space="0" w:color="D3D3D3"/>
+            </w:tcBorders>
+          </w:tcPr>
+          <w:p>
+            <w:pPr>
+              <w:spacing w:before="0" w:after="60"/>
+              <w:keepNext/>
+              <w:jc w:val="center"/>
+            </w:pPr>
+            <w:r>
+              <w:rPr>
+                <w:rFonts w:ascii="Calibri" w:hAnsi="Calibri"/>
+                <w:sz w:val="20"/>
+              </w:rPr>
+              <w:t xml:space="default">1 (20%)</w:t>
+            </w:r>
+          </w:p>
+        </w:tc>
+        <w:tc>
+          <w:tcPr>
+            <w:tcBorders>
+              <w:top w:val="single" w:space="0" w:color="D3D3D3"/>
+              <w:bottom w:val="single" w:space="0" w:color="D3D3D3"/>
+              <w:start w:val="single" w:space="0" w:color="D3D3D3"/>
+              <w:end w:val="single" w:space="0" w:color="D3D3D3"/>
+            </w:tcBorders>
+          </w:tcPr>
+          <w:p>
+            <w:pPr>
+              <w:spacing w:before="0" w:after="60"/>
+              <w:keepNext/>
+              <w:jc w:val="center"/>
+            </w:pPr>
+            <w:r>
+              <w:rPr>
+                <w:rFonts w:ascii="Calibri" w:hAnsi="Calibri"/>
+                <w:sz w:val="20"/>
+              </w:rPr>
+              <w:t xml:space="default">0.008</w:t>
             </w:r>
           </w:p>
         </w:tc>
@@ -1657,127 +1657,127 @@
                 <w:sz w:val="20"/>
                 <w:b w:val="true"/>
               </w:rPr>
-              <w:t xml:space="default">FDRs with AD</w:t>
-            </w:r>
-          </w:p>
-        </w:tc>
-        <w:tc>
-          <w:tcPr>
-            <w:tcBorders>
-              <w:top w:val="single" w:space="0" w:color="D3D3D3"/>
-              <w:bottom w:val="single" w:space="0" w:color="D3D3D3"/>
-              <w:start w:val="single" w:space="0" w:color="D3D3D3"/>
-              <w:end w:val="single" w:space="0" w:color="D3D3D3"/>
-            </w:tcBorders>
-          </w:tcPr>
-          <w:p>
-            <w:pPr>
-              <w:spacing w:before="0" w:after="60"/>
-              <w:keepNext/>
-              <w:jc w:val="center"/>
-            </w:pPr>
-            <w:r>
-              <w:rPr>
-                <w:rFonts w:ascii="Calibri" w:hAnsi="Calibri"/>
-                <w:sz w:val="20"/>
-              </w:rPr>
-              <w:t xml:space="default"/>
-            </w:r>
-          </w:p>
-        </w:tc>
-        <w:tc>
-          <w:tcPr>
-            <w:tcBorders>
-              <w:top w:val="single" w:space="0" w:color="D3D3D3"/>
-              <w:bottom w:val="single" w:space="0" w:color="D3D3D3"/>
-              <w:start w:val="single" w:space="0" w:color="D3D3D3"/>
-              <w:end w:val="single" w:space="0" w:color="D3D3D3"/>
-            </w:tcBorders>
-          </w:tcPr>
-          <w:p>
-            <w:pPr>
-              <w:spacing w:before="0" w:after="60"/>
-              <w:keepNext/>
-              <w:jc w:val="center"/>
-            </w:pPr>
-            <w:r>
-              <w:rPr>
-                <w:rFonts w:ascii="Calibri" w:hAnsi="Calibri"/>
-                <w:sz w:val="20"/>
-              </w:rPr>
-              <w:t xml:space="default"/>
-            </w:r>
-          </w:p>
-        </w:tc>
-        <w:tc>
-          <w:tcPr>
-            <w:tcBorders>
-              <w:top w:val="single" w:space="0" w:color="D3D3D3"/>
-              <w:bottom w:val="single" w:space="0" w:color="D3D3D3"/>
-              <w:start w:val="single" w:space="0" w:color="D3D3D3"/>
-              <w:end w:val="single" w:space="0" w:color="D3D3D3"/>
-            </w:tcBorders>
-          </w:tcPr>
-          <w:p>
-            <w:pPr>
-              <w:spacing w:before="0" w:after="60"/>
-              <w:keepNext/>
-              <w:jc w:val="center"/>
-            </w:pPr>
-            <w:r>
-              <w:rPr>
-                <w:rFonts w:ascii="Calibri" w:hAnsi="Calibri"/>
-                <w:sz w:val="20"/>
-              </w:rPr>
-              <w:t xml:space="default"/>
-            </w:r>
-          </w:p>
-        </w:tc>
-        <w:tc>
-          <w:tcPr>
-            <w:tcBorders>
-              <w:top w:val="single" w:space="0" w:color="D3D3D3"/>
-              <w:bottom w:val="single" w:space="0" w:color="D3D3D3"/>
-              <w:start w:val="single" w:space="0" w:color="D3D3D3"/>
-              <w:end w:val="single" w:space="0" w:color="D3D3D3"/>
-            </w:tcBorders>
-          </w:tcPr>
-          <w:p>
-            <w:pPr>
-              <w:spacing w:before="0" w:after="60"/>
-              <w:keepNext/>
-              <w:jc w:val="center"/>
-            </w:pPr>
-            <w:r>
-              <w:rPr>
-                <w:rFonts w:ascii="Calibri" w:hAnsi="Calibri"/>
-                <w:sz w:val="20"/>
-              </w:rPr>
-              <w:t xml:space="default"/>
-            </w:r>
-          </w:p>
-        </w:tc>
-        <w:tc>
-          <w:tcPr>
-            <w:tcBorders>
-              <w:top w:val="single" w:space="0" w:color="D3D3D3"/>
-              <w:bottom w:val="single" w:space="0" w:color="D3D3D3"/>
-              <w:start w:val="single" w:space="0" w:color="D3D3D3"/>
-              <w:end w:val="single" w:space="0" w:color="D3D3D3"/>
-            </w:tcBorders>
-          </w:tcPr>
-          <w:p>
-            <w:pPr>
-              <w:spacing w:before="0" w:after="60"/>
-              <w:keepNext/>
-              <w:jc w:val="center"/>
-            </w:pPr>
-            <w:r>
-              <w:rPr>
-                <w:rFonts w:ascii="Calibri" w:hAnsi="Calibri"/>
-                <w:sz w:val="20"/>
-              </w:rPr>
-              <w:t xml:space="default">&gt;0.9</w:t>
+              <w:t xml:space="default">LIBRA2 ≥7.3</w:t>
+            </w:r>
+          </w:p>
+        </w:tc>
+        <w:tc>
+          <w:tcPr>
+            <w:tcBorders>
+              <w:top w:val="single" w:space="0" w:color="D3D3D3"/>
+              <w:bottom w:val="single" w:space="0" w:color="D3D3D3"/>
+              <w:start w:val="single" w:space="0" w:color="D3D3D3"/>
+              <w:end w:val="single" w:space="0" w:color="D3D3D3"/>
+            </w:tcBorders>
+          </w:tcPr>
+          <w:p>
+            <w:pPr>
+              <w:spacing w:before="0" w:after="60"/>
+              <w:keepNext/>
+              <w:jc w:val="center"/>
+            </w:pPr>
+            <w:r>
+              <w:rPr>
+                <w:rFonts w:ascii="Calibri" w:hAnsi="Calibri"/>
+                <w:sz w:val="20"/>
+              </w:rPr>
+              <w:t xml:space="default">42 (16%)</w:t>
+            </w:r>
+          </w:p>
+        </w:tc>
+        <w:tc>
+          <w:tcPr>
+            <w:tcBorders>
+              <w:top w:val="single" w:space="0" w:color="D3D3D3"/>
+              <w:bottom w:val="single" w:space="0" w:color="D3D3D3"/>
+              <w:start w:val="single" w:space="0" w:color="D3D3D3"/>
+              <w:end w:val="single" w:space="0" w:color="D3D3D3"/>
+            </w:tcBorders>
+          </w:tcPr>
+          <w:p>
+            <w:pPr>
+              <w:spacing w:before="0" w:after="60"/>
+              <w:keepNext/>
+              <w:jc w:val="center"/>
+            </w:pPr>
+            <w:r>
+              <w:rPr>
+                <w:rFonts w:ascii="Calibri" w:hAnsi="Calibri"/>
+                <w:sz w:val="20"/>
+              </w:rPr>
+              <w:t xml:space="default">26 (14%)</w:t>
+            </w:r>
+          </w:p>
+        </w:tc>
+        <w:tc>
+          <w:tcPr>
+            <w:tcBorders>
+              <w:top w:val="single" w:space="0" w:color="D3D3D3"/>
+              <w:bottom w:val="single" w:space="0" w:color="D3D3D3"/>
+              <w:start w:val="single" w:space="0" w:color="D3D3D3"/>
+              <w:end w:val="single" w:space="0" w:color="D3D3D3"/>
+            </w:tcBorders>
+          </w:tcPr>
+          <w:p>
+            <w:pPr>
+              <w:spacing w:before="0" w:after="60"/>
+              <w:keepNext/>
+              <w:jc w:val="center"/>
+            </w:pPr>
+            <w:r>
+              <w:rPr>
+                <w:rFonts w:ascii="Calibri" w:hAnsi="Calibri"/>
+                <w:sz w:val="20"/>
+              </w:rPr>
+              <w:t xml:space="default">14 (19%)</w:t>
+            </w:r>
+          </w:p>
+        </w:tc>
+        <w:tc>
+          <w:tcPr>
+            <w:tcBorders>
+              <w:top w:val="single" w:space="0" w:color="D3D3D3"/>
+              <w:bottom w:val="single" w:space="0" w:color="D3D3D3"/>
+              <w:start w:val="single" w:space="0" w:color="D3D3D3"/>
+              <w:end w:val="single" w:space="0" w:color="D3D3D3"/>
+            </w:tcBorders>
+          </w:tcPr>
+          <w:p>
+            <w:pPr>
+              <w:spacing w:before="0" w:after="60"/>
+              <w:keepNext/>
+              <w:jc w:val="center"/>
+            </w:pPr>
+            <w:r>
+              <w:rPr>
+                <w:rFonts w:ascii="Calibri" w:hAnsi="Calibri"/>
+                <w:sz w:val="20"/>
+              </w:rPr>
+              <w:t xml:space="default">2 (40%)</w:t>
+            </w:r>
+          </w:p>
+        </w:tc>
+        <w:tc>
+          <w:tcPr>
+            <w:tcBorders>
+              <w:top w:val="single" w:space="0" w:color="D3D3D3"/>
+              <w:bottom w:val="single" w:space="0" w:color="D3D3D3"/>
+              <w:start w:val="single" w:space="0" w:color="D3D3D3"/>
+              <w:end w:val="single" w:space="0" w:color="D3D3D3"/>
+            </w:tcBorders>
+          </w:tcPr>
+          <w:p>
+            <w:pPr>
+              <w:spacing w:before="0" w:after="60"/>
+              <w:keepNext/>
+              <w:jc w:val="center"/>
+            </w:pPr>
+            <w:r>
+              <w:rPr>
+                <w:rFonts w:ascii="Calibri" w:hAnsi="Calibri"/>
+                <w:sz w:val="20"/>
+              </w:rPr>
+              <w:t xml:space="default">0.2</w:t>
             </w:r>
           </w:p>
         </w:tc>
@@ -1789,145 +1789,29 @@
         <w:tc>
           <w:tcPr>
             <w:tcBorders>
-              <w:top w:val="single" w:space="0" w:color="D3D3D3"/>
-              <w:bottom w:val="single" w:space="0" w:color="D3D3D3"/>
-              <w:start w:val="single" w:space="0" w:color="D3D3D3"/>
-              <w:end w:val="single" w:space="0" w:color="D3D3D3"/>
-            </w:tcBorders>
-          </w:tcPr>
-          <w:p>
-            <w:pPr>
-              <w:spacing w:before="0" w:after="60"/>
-              <w:keepNext/>
-              <w:jc w:val="start"/>
-            </w:pPr>
-            <w:r>
-              <w:rPr>
-                <w:rFonts w:ascii="Calibri" w:hAnsi="Calibri"/>
-                <w:sz w:val="20"/>
-                <w:i/>
-              </w:rPr>
-              <w:t xml:space="default">    1</w:t>
-            </w:r>
-          </w:p>
-        </w:tc>
-        <w:tc>
-          <w:tcPr>
-            <w:tcBorders>
-              <w:top w:val="single" w:space="0" w:color="D3D3D3"/>
-              <w:bottom w:val="single" w:space="0" w:color="D3D3D3"/>
-              <w:start w:val="single" w:space="0" w:color="D3D3D3"/>
-              <w:end w:val="single" w:space="0" w:color="D3D3D3"/>
-            </w:tcBorders>
-          </w:tcPr>
-          <w:p>
-            <w:pPr>
-              <w:spacing w:before="0" w:after="60"/>
-              <w:keepNext/>
-              <w:jc w:val="center"/>
-            </w:pPr>
-            <w:r>
-              <w:rPr>
-                <w:rFonts w:ascii="Calibri" w:hAnsi="Calibri"/>
-                <w:sz w:val="20"/>
-              </w:rPr>
-              <w:t xml:space="default">207 (79%)</w:t>
-            </w:r>
-          </w:p>
-        </w:tc>
-        <w:tc>
-          <w:tcPr>
-            <w:tcBorders>
-              <w:top w:val="single" w:space="0" w:color="D3D3D3"/>
-              <w:bottom w:val="single" w:space="0" w:color="D3D3D3"/>
-              <w:start w:val="single" w:space="0" w:color="D3D3D3"/>
-              <w:end w:val="single" w:space="0" w:color="D3D3D3"/>
-            </w:tcBorders>
-          </w:tcPr>
-          <w:p>
-            <w:pPr>
-              <w:spacing w:before="0" w:after="60"/>
-              <w:keepNext/>
-              <w:jc w:val="center"/>
-            </w:pPr>
-            <w:r>
-              <w:rPr>
-                <w:rFonts w:ascii="Calibri" w:hAnsi="Calibri"/>
-                <w:sz w:val="20"/>
-              </w:rPr>
-              <w:t xml:space="default">145 (79%)</w:t>
-            </w:r>
-          </w:p>
-        </w:tc>
-        <w:tc>
-          <w:tcPr>
-            <w:tcBorders>
-              <w:top w:val="single" w:space="0" w:color="D3D3D3"/>
-              <w:bottom w:val="single" w:space="0" w:color="D3D3D3"/>
-              <w:start w:val="single" w:space="0" w:color="D3D3D3"/>
-              <w:end w:val="single" w:space="0" w:color="D3D3D3"/>
-            </w:tcBorders>
-          </w:tcPr>
-          <w:p>
-            <w:pPr>
-              <w:spacing w:before="0" w:after="60"/>
-              <w:keepNext/>
-              <w:jc w:val="center"/>
-            </w:pPr>
-            <w:r>
-              <w:rPr>
-                <w:rFonts w:ascii="Calibri" w:hAnsi="Calibri"/>
-                <w:sz w:val="20"/>
-              </w:rPr>
-              <w:t xml:space="default">57 (79%)</w:t>
-            </w:r>
-          </w:p>
-        </w:tc>
-        <w:tc>
-          <w:tcPr>
-            <w:tcBorders>
-              <w:top w:val="single" w:space="0" w:color="D3D3D3"/>
-              <w:bottom w:val="single" w:space="0" w:color="D3D3D3"/>
-              <w:start w:val="single" w:space="0" w:color="D3D3D3"/>
-              <w:end w:val="single" w:space="0" w:color="D3D3D3"/>
-            </w:tcBorders>
-          </w:tcPr>
-          <w:p>
-            <w:pPr>
-              <w:spacing w:before="0" w:after="60"/>
-              <w:keepNext/>
-              <w:jc w:val="center"/>
-            </w:pPr>
-            <w:r>
-              <w:rPr>
-                <w:rFonts w:ascii="Calibri" w:hAnsi="Calibri"/>
-                <w:sz w:val="20"/>
-              </w:rPr>
-              <w:t xml:space="default">5 (100%)</w:t>
-            </w:r>
-          </w:p>
-        </w:tc>
-        <w:tc>
-          <w:tcPr>
-            <w:tcBorders>
-              <w:top w:val="single" w:space="0" w:color="D3D3D3"/>
-              <w:bottom w:val="single" w:space="0" w:color="D3D3D3"/>
-              <w:start w:val="single" w:space="0" w:color="D3D3D3"/>
-              <w:end w:val="single" w:space="0" w:color="D3D3D3"/>
-            </w:tcBorders>
-          </w:tcPr>
-          <w:p>
-            <w:pPr>
-              <w:spacing w:before="0" w:after="60"/>
-              <w:keepNext/>
-              <w:jc w:val="center"/>
-            </w:pPr>
-            <w:r>
-              <w:rPr>
-                <w:rFonts w:ascii="Calibri" w:hAnsi="Calibri"/>
-                <w:sz w:val="20"/>
-              </w:rPr>
-              <w:t xml:space="default"/>
+              <w:top w:val="single" w:sz="16" w:space="0" w:color="D3D3D3"/>
+              <w:bottom w:val="single" w:sz="16" w:space="0" w:color="D3D3D3"/>
+              <w:start w:val="single" w:space="0" w:color="D3D3D3"/>
+              <w:end w:val="single" w:space="0" w:color="D3D3D3"/>
+            </w:tcBorders>
+            <w:shd w:val="clear" w:color="auto" w:fill="F8F9FA"/>
+            <w:tcMar>
+              <w:top w:w="25" w:type="dxa"/>
+            </w:tcMar>
+            <w:gridSpan w:val="6"/>
+          </w:tcPr>
+          <w:p>
+            <w:pPr>
+              <w:spacing w:before="0" w:after="60"/>
+              <w:keepNext/>
+            </w:pPr>
+            <w:r>
+              <w:rPr>
+                <w:b w:val="true"/>
+                <w:rFonts w:ascii="Calibri" w:hAnsi="Calibri"/>
+                <w:sz w:val="20"/>
+              </w:rPr>
+              <w:t xml:space="preserve">AD risk factors</w:t>
             </w:r>
           </w:p>
         </w:tc>
@@ -1955,105 +1839,9 @@
               <w:rPr>
                 <w:rFonts w:ascii="Calibri" w:hAnsi="Calibri"/>
                 <w:sz w:val="20"/>
-                <w:i/>
-              </w:rPr>
-              <w:t xml:space="default">    2</w:t>
-            </w:r>
-          </w:p>
-        </w:tc>
-        <w:tc>
-          <w:tcPr>
-            <w:tcBorders>
-              <w:top w:val="single" w:space="0" w:color="D3D3D3"/>
-              <w:bottom w:val="single" w:space="0" w:color="D3D3D3"/>
-              <w:start w:val="single" w:space="0" w:color="D3D3D3"/>
-              <w:end w:val="single" w:space="0" w:color="D3D3D3"/>
-            </w:tcBorders>
-          </w:tcPr>
-          <w:p>
-            <w:pPr>
-              <w:spacing w:before="0" w:after="60"/>
-              <w:keepNext/>
-              <w:jc w:val="center"/>
-            </w:pPr>
-            <w:r>
-              <w:rPr>
-                <w:rFonts w:ascii="Calibri" w:hAnsi="Calibri"/>
-                <w:sz w:val="20"/>
-              </w:rPr>
-              <w:t xml:space="default">48 (18%)</w:t>
-            </w:r>
-          </w:p>
-        </w:tc>
-        <w:tc>
-          <w:tcPr>
-            <w:tcBorders>
-              <w:top w:val="single" w:space="0" w:color="D3D3D3"/>
-              <w:bottom w:val="single" w:space="0" w:color="D3D3D3"/>
-              <w:start w:val="single" w:space="0" w:color="D3D3D3"/>
-              <w:end w:val="single" w:space="0" w:color="D3D3D3"/>
-            </w:tcBorders>
-          </w:tcPr>
-          <w:p>
-            <w:pPr>
-              <w:spacing w:before="0" w:after="60"/>
-              <w:keepNext/>
-              <w:jc w:val="center"/>
-            </w:pPr>
-            <w:r>
-              <w:rPr>
-                <w:rFonts w:ascii="Calibri" w:hAnsi="Calibri"/>
-                <w:sz w:val="20"/>
-              </w:rPr>
-              <w:t xml:space="default">34 (18%)</w:t>
-            </w:r>
-          </w:p>
-        </w:tc>
-        <w:tc>
-          <w:tcPr>
-            <w:tcBorders>
-              <w:top w:val="single" w:space="0" w:color="D3D3D3"/>
-              <w:bottom w:val="single" w:space="0" w:color="D3D3D3"/>
-              <w:start w:val="single" w:space="0" w:color="D3D3D3"/>
-              <w:end w:val="single" w:space="0" w:color="D3D3D3"/>
-            </w:tcBorders>
-          </w:tcPr>
-          <w:p>
-            <w:pPr>
-              <w:spacing w:before="0" w:after="60"/>
-              <w:keepNext/>
-              <w:jc w:val="center"/>
-            </w:pPr>
-            <w:r>
-              <w:rPr>
-                <w:rFonts w:ascii="Calibri" w:hAnsi="Calibri"/>
-                <w:sz w:val="20"/>
-              </w:rPr>
-              <w:t xml:space="default">14 (19%)</w:t>
-            </w:r>
-          </w:p>
-        </w:tc>
-        <w:tc>
-          <w:tcPr>
-            <w:tcBorders>
-              <w:top w:val="single" w:space="0" w:color="D3D3D3"/>
-              <w:bottom w:val="single" w:space="0" w:color="D3D3D3"/>
-              <w:start w:val="single" w:space="0" w:color="D3D3D3"/>
-              <w:end w:val="single" w:space="0" w:color="D3D3D3"/>
-            </w:tcBorders>
-          </w:tcPr>
-          <w:p>
-            <w:pPr>
-              <w:spacing w:before="0" w:after="60"/>
-              <w:keepNext/>
-              <w:jc w:val="center"/>
-            </w:pPr>
-            <w:r>
-              <w:rPr>
-                <w:rFonts w:ascii="Calibri" w:hAnsi="Calibri"/>
-                <w:sz w:val="20"/>
-              </w:rPr>
-              <w:t xml:space="default">0 (0%)</w:t>
+                <w:b w:val="true"/>
+              </w:rPr>
+              <w:t xml:space="default">APOE genotype</w:t>
             </w:r>
           </w:p>
         </w:tc>
@@ -2078,6 +1866,102 @@
                 <w:sz w:val="20"/>
               </w:rPr>
               <w:t xml:space="default"/>
+            </w:r>
+          </w:p>
+        </w:tc>
+        <w:tc>
+          <w:tcPr>
+            <w:tcBorders>
+              <w:top w:val="single" w:space="0" w:color="D3D3D3"/>
+              <w:bottom w:val="single" w:space="0" w:color="D3D3D3"/>
+              <w:start w:val="single" w:space="0" w:color="D3D3D3"/>
+              <w:end w:val="single" w:space="0" w:color="D3D3D3"/>
+            </w:tcBorders>
+          </w:tcPr>
+          <w:p>
+            <w:pPr>
+              <w:spacing w:before="0" w:after="60"/>
+              <w:keepNext/>
+              <w:jc w:val="center"/>
+            </w:pPr>
+            <w:r>
+              <w:rPr>
+                <w:rFonts w:ascii="Calibri" w:hAnsi="Calibri"/>
+                <w:sz w:val="20"/>
+              </w:rPr>
+              <w:t xml:space="default"/>
+            </w:r>
+          </w:p>
+        </w:tc>
+        <w:tc>
+          <w:tcPr>
+            <w:tcBorders>
+              <w:top w:val="single" w:space="0" w:color="D3D3D3"/>
+              <w:bottom w:val="single" w:space="0" w:color="D3D3D3"/>
+              <w:start w:val="single" w:space="0" w:color="D3D3D3"/>
+              <w:end w:val="single" w:space="0" w:color="D3D3D3"/>
+            </w:tcBorders>
+          </w:tcPr>
+          <w:p>
+            <w:pPr>
+              <w:spacing w:before="0" w:after="60"/>
+              <w:keepNext/>
+              <w:jc w:val="center"/>
+            </w:pPr>
+            <w:r>
+              <w:rPr>
+                <w:rFonts w:ascii="Calibri" w:hAnsi="Calibri"/>
+                <w:sz w:val="20"/>
+              </w:rPr>
+              <w:t xml:space="default"/>
+            </w:r>
+          </w:p>
+        </w:tc>
+        <w:tc>
+          <w:tcPr>
+            <w:tcBorders>
+              <w:top w:val="single" w:space="0" w:color="D3D3D3"/>
+              <w:bottom w:val="single" w:space="0" w:color="D3D3D3"/>
+              <w:start w:val="single" w:space="0" w:color="D3D3D3"/>
+              <w:end w:val="single" w:space="0" w:color="D3D3D3"/>
+            </w:tcBorders>
+          </w:tcPr>
+          <w:p>
+            <w:pPr>
+              <w:spacing w:before="0" w:after="60"/>
+              <w:keepNext/>
+              <w:jc w:val="center"/>
+            </w:pPr>
+            <w:r>
+              <w:rPr>
+                <w:rFonts w:ascii="Calibri" w:hAnsi="Calibri"/>
+                <w:sz w:val="20"/>
+              </w:rPr>
+              <w:t xml:space="default"/>
+            </w:r>
+          </w:p>
+        </w:tc>
+        <w:tc>
+          <w:tcPr>
+            <w:tcBorders>
+              <w:top w:val="single" w:space="0" w:color="D3D3D3"/>
+              <w:bottom w:val="single" w:space="0" w:color="D3D3D3"/>
+              <w:start w:val="single" w:space="0" w:color="D3D3D3"/>
+              <w:end w:val="single" w:space="0" w:color="D3D3D3"/>
+            </w:tcBorders>
+          </w:tcPr>
+          <w:p>
+            <w:pPr>
+              <w:spacing w:before="0" w:after="60"/>
+              <w:keepNext/>
+              <w:jc w:val="center"/>
+            </w:pPr>
+            <w:r>
+              <w:rPr>
+                <w:rFonts w:ascii="Calibri" w:hAnsi="Calibri"/>
+                <w:sz w:val="20"/>
+              </w:rPr>
+              <w:t xml:space="default">0.4</w:t>
             </w:r>
           </w:p>
         </w:tc>
@@ -2107,103 +1991,103 @@
                 <w:sz w:val="20"/>
                 <w:i/>
               </w:rPr>
-              <w:t xml:space="default">    3</w:t>
-            </w:r>
-          </w:p>
-        </w:tc>
-        <w:tc>
-          <w:tcPr>
-            <w:tcBorders>
-              <w:top w:val="single" w:space="0" w:color="D3D3D3"/>
-              <w:bottom w:val="single" w:space="0" w:color="D3D3D3"/>
-              <w:start w:val="single" w:space="0" w:color="D3D3D3"/>
-              <w:end w:val="single" w:space="0" w:color="D3D3D3"/>
-            </w:tcBorders>
-          </w:tcPr>
-          <w:p>
-            <w:pPr>
-              <w:spacing w:before="0" w:after="60"/>
-              <w:keepNext/>
-              <w:jc w:val="center"/>
-            </w:pPr>
-            <w:r>
-              <w:rPr>
-                <w:rFonts w:ascii="Calibri" w:hAnsi="Calibri"/>
-                <w:sz w:val="20"/>
-              </w:rPr>
-              <w:t xml:space="default">4 (1.5%)</w:t>
-            </w:r>
-          </w:p>
-        </w:tc>
-        <w:tc>
-          <w:tcPr>
-            <w:tcBorders>
-              <w:top w:val="single" w:space="0" w:color="D3D3D3"/>
-              <w:bottom w:val="single" w:space="0" w:color="D3D3D3"/>
-              <w:start w:val="single" w:space="0" w:color="D3D3D3"/>
-              <w:end w:val="single" w:space="0" w:color="D3D3D3"/>
-            </w:tcBorders>
-          </w:tcPr>
-          <w:p>
-            <w:pPr>
-              <w:spacing w:before="0" w:after="60"/>
-              <w:keepNext/>
-              <w:jc w:val="center"/>
-            </w:pPr>
-            <w:r>
-              <w:rPr>
-                <w:rFonts w:ascii="Calibri" w:hAnsi="Calibri"/>
-                <w:sz w:val="20"/>
-              </w:rPr>
-              <w:t xml:space="default">3 (1.6%)</w:t>
-            </w:r>
-          </w:p>
-        </w:tc>
-        <w:tc>
-          <w:tcPr>
-            <w:tcBorders>
-              <w:top w:val="single" w:space="0" w:color="D3D3D3"/>
-              <w:bottom w:val="single" w:space="0" w:color="D3D3D3"/>
-              <w:start w:val="single" w:space="0" w:color="D3D3D3"/>
-              <w:end w:val="single" w:space="0" w:color="D3D3D3"/>
-            </w:tcBorders>
-          </w:tcPr>
-          <w:p>
-            <w:pPr>
-              <w:spacing w:before="0" w:after="60"/>
-              <w:keepNext/>
-              <w:jc w:val="center"/>
-            </w:pPr>
-            <w:r>
-              <w:rPr>
-                <w:rFonts w:ascii="Calibri" w:hAnsi="Calibri"/>
-                <w:sz w:val="20"/>
-              </w:rPr>
-              <w:t xml:space="default">1 (1.4%)</w:t>
-            </w:r>
-          </w:p>
-        </w:tc>
-        <w:tc>
-          <w:tcPr>
-            <w:tcBorders>
-              <w:top w:val="single" w:space="0" w:color="D3D3D3"/>
-              <w:bottom w:val="single" w:space="0" w:color="D3D3D3"/>
-              <w:start w:val="single" w:space="0" w:color="D3D3D3"/>
-              <w:end w:val="single" w:space="0" w:color="D3D3D3"/>
-            </w:tcBorders>
-          </w:tcPr>
-          <w:p>
-            <w:pPr>
-              <w:spacing w:before="0" w:after="60"/>
-              <w:keepNext/>
-              <w:jc w:val="center"/>
-            </w:pPr>
-            <w:r>
-              <w:rPr>
-                <w:rFonts w:ascii="Calibri" w:hAnsi="Calibri"/>
-                <w:sz w:val="20"/>
-              </w:rPr>
-              <w:t xml:space="default">0 (0%)</w:t>
+              <w:t xml:space="default">    e3/e3</w:t>
+            </w:r>
+          </w:p>
+        </w:tc>
+        <w:tc>
+          <w:tcPr>
+            <w:tcBorders>
+              <w:top w:val="single" w:space="0" w:color="D3D3D3"/>
+              <w:bottom w:val="single" w:space="0" w:color="D3D3D3"/>
+              <w:start w:val="single" w:space="0" w:color="D3D3D3"/>
+              <w:end w:val="single" w:space="0" w:color="D3D3D3"/>
+            </w:tcBorders>
+          </w:tcPr>
+          <w:p>
+            <w:pPr>
+              <w:spacing w:before="0" w:after="60"/>
+              <w:keepNext/>
+              <w:jc w:val="center"/>
+            </w:pPr>
+            <w:r>
+              <w:rPr>
+                <w:rFonts w:ascii="Calibri" w:hAnsi="Calibri"/>
+                <w:sz w:val="20"/>
+              </w:rPr>
+              <w:t xml:space="default">128 (49%)</w:t>
+            </w:r>
+          </w:p>
+        </w:tc>
+        <w:tc>
+          <w:tcPr>
+            <w:tcBorders>
+              <w:top w:val="single" w:space="0" w:color="D3D3D3"/>
+              <w:bottom w:val="single" w:space="0" w:color="D3D3D3"/>
+              <w:start w:val="single" w:space="0" w:color="D3D3D3"/>
+              <w:end w:val="single" w:space="0" w:color="D3D3D3"/>
+            </w:tcBorders>
+          </w:tcPr>
+          <w:p>
+            <w:pPr>
+              <w:spacing w:before="0" w:after="60"/>
+              <w:keepNext/>
+              <w:jc w:val="center"/>
+            </w:pPr>
+            <w:r>
+              <w:rPr>
+                <w:rFonts w:ascii="Calibri" w:hAnsi="Calibri"/>
+                <w:sz w:val="20"/>
+              </w:rPr>
+              <w:t xml:space="default">89 (48%)</w:t>
+            </w:r>
+          </w:p>
+        </w:tc>
+        <w:tc>
+          <w:tcPr>
+            <w:tcBorders>
+              <w:top w:val="single" w:space="0" w:color="D3D3D3"/>
+              <w:bottom w:val="single" w:space="0" w:color="D3D3D3"/>
+              <w:start w:val="single" w:space="0" w:color="D3D3D3"/>
+              <w:end w:val="single" w:space="0" w:color="D3D3D3"/>
+            </w:tcBorders>
+          </w:tcPr>
+          <w:p>
+            <w:pPr>
+              <w:spacing w:before="0" w:after="60"/>
+              <w:keepNext/>
+              <w:jc w:val="center"/>
+            </w:pPr>
+            <w:r>
+              <w:rPr>
+                <w:rFonts w:ascii="Calibri" w:hAnsi="Calibri"/>
+                <w:sz w:val="20"/>
+              </w:rPr>
+              <w:t xml:space="default">38 (53%)</w:t>
+            </w:r>
+          </w:p>
+        </w:tc>
+        <w:tc>
+          <w:tcPr>
+            <w:tcBorders>
+              <w:top w:val="single" w:space="0" w:color="D3D3D3"/>
+              <w:bottom w:val="single" w:space="0" w:color="D3D3D3"/>
+              <w:start w:val="single" w:space="0" w:color="D3D3D3"/>
+              <w:end w:val="single" w:space="0" w:color="D3D3D3"/>
+            </w:tcBorders>
+          </w:tcPr>
+          <w:p>
+            <w:pPr>
+              <w:spacing w:before="0" w:after="60"/>
+              <w:keepNext/>
+              <w:jc w:val="center"/>
+            </w:pPr>
+            <w:r>
+              <w:rPr>
+                <w:rFonts w:ascii="Calibri" w:hAnsi="Calibri"/>
+                <w:sz w:val="20"/>
+              </w:rPr>
+              <w:t xml:space="default">1 (20%)</w:t>
             </w:r>
           </w:p>
         </w:tc>
@@ -2257,79 +2141,79 @@
                 <w:sz w:val="20"/>
                 <w:i/>
               </w:rPr>
-              <w:t xml:space="default">    4</w:t>
-            </w:r>
-          </w:p>
-        </w:tc>
-        <w:tc>
-          <w:tcPr>
-            <w:tcBorders>
-              <w:top w:val="single" w:space="0" w:color="D3D3D3"/>
-              <w:bottom w:val="single" w:space="0" w:color="D3D3D3"/>
-              <w:start w:val="single" w:space="0" w:color="D3D3D3"/>
-              <w:end w:val="single" w:space="0" w:color="D3D3D3"/>
-            </w:tcBorders>
-          </w:tcPr>
-          <w:p>
-            <w:pPr>
-              <w:spacing w:before="0" w:after="60"/>
-              <w:keepNext/>
-              <w:jc w:val="center"/>
-            </w:pPr>
-            <w:r>
-              <w:rPr>
-                <w:rFonts w:ascii="Calibri" w:hAnsi="Calibri"/>
-                <w:sz w:val="20"/>
-              </w:rPr>
-              <w:t xml:space="default">2 (0.8%)</w:t>
-            </w:r>
-          </w:p>
-        </w:tc>
-        <w:tc>
-          <w:tcPr>
-            <w:tcBorders>
-              <w:top w:val="single" w:space="0" w:color="D3D3D3"/>
-              <w:bottom w:val="single" w:space="0" w:color="D3D3D3"/>
-              <w:start w:val="single" w:space="0" w:color="D3D3D3"/>
-              <w:end w:val="single" w:space="0" w:color="D3D3D3"/>
-            </w:tcBorders>
-          </w:tcPr>
-          <w:p>
-            <w:pPr>
-              <w:spacing w:before="0" w:after="60"/>
-              <w:keepNext/>
-              <w:jc w:val="center"/>
-            </w:pPr>
-            <w:r>
-              <w:rPr>
-                <w:rFonts w:ascii="Calibri" w:hAnsi="Calibri"/>
-                <w:sz w:val="20"/>
-              </w:rPr>
-              <w:t xml:space="default">2 (1.1%)</w:t>
-            </w:r>
-          </w:p>
-        </w:tc>
-        <w:tc>
-          <w:tcPr>
-            <w:tcBorders>
-              <w:top w:val="single" w:space="0" w:color="D3D3D3"/>
-              <w:bottom w:val="single" w:space="0" w:color="D3D3D3"/>
-              <w:start w:val="single" w:space="0" w:color="D3D3D3"/>
-              <w:end w:val="single" w:space="0" w:color="D3D3D3"/>
-            </w:tcBorders>
-          </w:tcPr>
-          <w:p>
-            <w:pPr>
-              <w:spacing w:before="0" w:after="60"/>
-              <w:keepNext/>
-              <w:jc w:val="center"/>
-            </w:pPr>
-            <w:r>
-              <w:rPr>
-                <w:rFonts w:ascii="Calibri" w:hAnsi="Calibri"/>
-                <w:sz w:val="20"/>
-              </w:rPr>
-              <w:t xml:space="default">0 (0%)</w:t>
+              <w:t xml:space="default">    e2+</w:t>
+            </w:r>
+          </w:p>
+        </w:tc>
+        <w:tc>
+          <w:tcPr>
+            <w:tcBorders>
+              <w:top w:val="single" w:space="0" w:color="D3D3D3"/>
+              <w:bottom w:val="single" w:space="0" w:color="D3D3D3"/>
+              <w:start w:val="single" w:space="0" w:color="D3D3D3"/>
+              <w:end w:val="single" w:space="0" w:color="D3D3D3"/>
+            </w:tcBorders>
+          </w:tcPr>
+          <w:p>
+            <w:pPr>
+              <w:spacing w:before="0" w:after="60"/>
+              <w:keepNext/>
+              <w:jc w:val="center"/>
+            </w:pPr>
+            <w:r>
+              <w:rPr>
+                <w:rFonts w:ascii="Calibri" w:hAnsi="Calibri"/>
+                <w:sz w:val="20"/>
+              </w:rPr>
+              <w:t xml:space="default">33 (13%)</w:t>
+            </w:r>
+          </w:p>
+        </w:tc>
+        <w:tc>
+          <w:tcPr>
+            <w:tcBorders>
+              <w:top w:val="single" w:space="0" w:color="D3D3D3"/>
+              <w:bottom w:val="single" w:space="0" w:color="D3D3D3"/>
+              <w:start w:val="single" w:space="0" w:color="D3D3D3"/>
+              <w:end w:val="single" w:space="0" w:color="D3D3D3"/>
+            </w:tcBorders>
+          </w:tcPr>
+          <w:p>
+            <w:pPr>
+              <w:spacing w:before="0" w:after="60"/>
+              <w:keepNext/>
+              <w:jc w:val="center"/>
+            </w:pPr>
+            <w:r>
+              <w:rPr>
+                <w:rFonts w:ascii="Calibri" w:hAnsi="Calibri"/>
+                <w:sz w:val="20"/>
+              </w:rPr>
+              <w:t xml:space="default">25 (14%)</w:t>
+            </w:r>
+          </w:p>
+        </w:tc>
+        <w:tc>
+          <w:tcPr>
+            <w:tcBorders>
+              <w:top w:val="single" w:space="0" w:color="D3D3D3"/>
+              <w:bottom w:val="single" w:space="0" w:color="D3D3D3"/>
+              <w:start w:val="single" w:space="0" w:color="D3D3D3"/>
+              <w:end w:val="single" w:space="0" w:color="D3D3D3"/>
+            </w:tcBorders>
+          </w:tcPr>
+          <w:p>
+            <w:pPr>
+              <w:spacing w:before="0" w:after="60"/>
+              <w:keepNext/>
+              <w:jc w:val="center"/>
+            </w:pPr>
+            <w:r>
+              <w:rPr>
+                <w:rFonts w:ascii="Calibri" w:hAnsi="Calibri"/>
+                <w:sz w:val="20"/>
+              </w:rPr>
+              <w:t xml:space="default">8 (11%)</w:t>
             </w:r>
           </w:p>
         </w:tc>
@@ -2405,129 +2289,129 @@
               <w:rPr>
                 <w:rFonts w:ascii="Calibri" w:hAnsi="Calibri"/>
                 <w:sz w:val="20"/>
-                <w:b w:val="true"/>
-              </w:rPr>
-              <w:t xml:space="default">Genetic risk score</w:t>
-            </w:r>
-          </w:p>
-        </w:tc>
-        <w:tc>
-          <w:tcPr>
-            <w:tcBorders>
-              <w:top w:val="single" w:space="0" w:color="D3D3D3"/>
-              <w:bottom w:val="single" w:space="0" w:color="D3D3D3"/>
-              <w:start w:val="single" w:space="0" w:color="D3D3D3"/>
-              <w:end w:val="single" w:space="0" w:color="D3D3D3"/>
-            </w:tcBorders>
-          </w:tcPr>
-          <w:p>
-            <w:pPr>
-              <w:spacing w:before="0" w:after="60"/>
-              <w:keepNext/>
-              <w:jc w:val="center"/>
-            </w:pPr>
-            <w:r>
-              <w:rPr>
-                <w:rFonts w:ascii="Calibri" w:hAnsi="Calibri"/>
-                <w:sz w:val="20"/>
-              </w:rPr>
-              <w:t xml:space="default">4.87 (0.36)</w:t>
-            </w:r>
-          </w:p>
-        </w:tc>
-        <w:tc>
-          <w:tcPr>
-            <w:tcBorders>
-              <w:top w:val="single" w:space="0" w:color="D3D3D3"/>
-              <w:bottom w:val="single" w:space="0" w:color="D3D3D3"/>
-              <w:start w:val="single" w:space="0" w:color="D3D3D3"/>
-              <w:end w:val="single" w:space="0" w:color="D3D3D3"/>
-            </w:tcBorders>
-          </w:tcPr>
-          <w:p>
-            <w:pPr>
-              <w:spacing w:before="0" w:after="60"/>
-              <w:keepNext/>
-              <w:jc w:val="center"/>
-            </w:pPr>
-            <w:r>
-              <w:rPr>
-                <w:rFonts w:ascii="Calibri" w:hAnsi="Calibri"/>
-                <w:sz w:val="20"/>
-              </w:rPr>
-              <w:t xml:space="default">4.87 (0.37)</w:t>
-            </w:r>
-          </w:p>
-        </w:tc>
-        <w:tc>
-          <w:tcPr>
-            <w:tcBorders>
-              <w:top w:val="single" w:space="0" w:color="D3D3D3"/>
-              <w:bottom w:val="single" w:space="0" w:color="D3D3D3"/>
-              <w:start w:val="single" w:space="0" w:color="D3D3D3"/>
-              <w:end w:val="single" w:space="0" w:color="D3D3D3"/>
-            </w:tcBorders>
-          </w:tcPr>
-          <w:p>
-            <w:pPr>
-              <w:spacing w:before="0" w:after="60"/>
-              <w:keepNext/>
-              <w:jc w:val="center"/>
-            </w:pPr>
-            <w:r>
-              <w:rPr>
-                <w:rFonts w:ascii="Calibri" w:hAnsi="Calibri"/>
-                <w:sz w:val="20"/>
-              </w:rPr>
-              <w:t xml:space="default">4.85 (0.33)</w:t>
-            </w:r>
-          </w:p>
-        </w:tc>
-        <w:tc>
-          <w:tcPr>
-            <w:tcBorders>
-              <w:top w:val="single" w:space="0" w:color="D3D3D3"/>
-              <w:bottom w:val="single" w:space="0" w:color="D3D3D3"/>
-              <w:start w:val="single" w:space="0" w:color="D3D3D3"/>
-              <w:end w:val="single" w:space="0" w:color="D3D3D3"/>
-            </w:tcBorders>
-          </w:tcPr>
-          <w:p>
-            <w:pPr>
-              <w:spacing w:before="0" w:after="60"/>
-              <w:keepNext/>
-              <w:jc w:val="center"/>
-            </w:pPr>
-            <w:r>
-              <w:rPr>
-                <w:rFonts w:ascii="Calibri" w:hAnsi="Calibri"/>
-                <w:sz w:val="20"/>
-              </w:rPr>
-              <w:t xml:space="default">4.88 (0.32)</w:t>
-            </w:r>
-          </w:p>
-        </w:tc>
-        <w:tc>
-          <w:tcPr>
-            <w:tcBorders>
-              <w:top w:val="single" w:space="0" w:color="D3D3D3"/>
-              <w:bottom w:val="single" w:space="0" w:color="D3D3D3"/>
-              <w:start w:val="single" w:space="0" w:color="D3D3D3"/>
-              <w:end w:val="single" w:space="0" w:color="D3D3D3"/>
-            </w:tcBorders>
-          </w:tcPr>
-          <w:p>
-            <w:pPr>
-              <w:spacing w:before="0" w:after="60"/>
-              <w:keepNext/>
-              <w:jc w:val="center"/>
-            </w:pPr>
-            <w:r>
-              <w:rPr>
-                <w:rFonts w:ascii="Calibri" w:hAnsi="Calibri"/>
-                <w:sz w:val="20"/>
-              </w:rPr>
-              <w:t xml:space="default">0.8</w:t>
+                <w:i/>
+              </w:rPr>
+              <w:t xml:space="default">    e4+</w:t>
+            </w:r>
+          </w:p>
+        </w:tc>
+        <w:tc>
+          <w:tcPr>
+            <w:tcBorders>
+              <w:top w:val="single" w:space="0" w:color="D3D3D3"/>
+              <w:bottom w:val="single" w:space="0" w:color="D3D3D3"/>
+              <w:start w:val="single" w:space="0" w:color="D3D3D3"/>
+              <w:end w:val="single" w:space="0" w:color="D3D3D3"/>
+            </w:tcBorders>
+          </w:tcPr>
+          <w:p>
+            <w:pPr>
+              <w:spacing w:before="0" w:after="60"/>
+              <w:keepNext/>
+              <w:jc w:val="center"/>
+            </w:pPr>
+            <w:r>
+              <w:rPr>
+                <w:rFonts w:ascii="Calibri" w:hAnsi="Calibri"/>
+                <w:sz w:val="20"/>
+              </w:rPr>
+              <w:t xml:space="default">100 (38%)</w:t>
+            </w:r>
+          </w:p>
+        </w:tc>
+        <w:tc>
+          <w:tcPr>
+            <w:tcBorders>
+              <w:top w:val="single" w:space="0" w:color="D3D3D3"/>
+              <w:bottom w:val="single" w:space="0" w:color="D3D3D3"/>
+              <w:start w:val="single" w:space="0" w:color="D3D3D3"/>
+              <w:end w:val="single" w:space="0" w:color="D3D3D3"/>
+            </w:tcBorders>
+          </w:tcPr>
+          <w:p>
+            <w:pPr>
+              <w:spacing w:before="0" w:after="60"/>
+              <w:keepNext/>
+              <w:jc w:val="center"/>
+            </w:pPr>
+            <w:r>
+              <w:rPr>
+                <w:rFonts w:ascii="Calibri" w:hAnsi="Calibri"/>
+                <w:sz w:val="20"/>
+              </w:rPr>
+              <w:t xml:space="default">70 (38%)</w:t>
+            </w:r>
+          </w:p>
+        </w:tc>
+        <w:tc>
+          <w:tcPr>
+            <w:tcBorders>
+              <w:top w:val="single" w:space="0" w:color="D3D3D3"/>
+              <w:bottom w:val="single" w:space="0" w:color="D3D3D3"/>
+              <w:start w:val="single" w:space="0" w:color="D3D3D3"/>
+              <w:end w:val="single" w:space="0" w:color="D3D3D3"/>
+            </w:tcBorders>
+          </w:tcPr>
+          <w:p>
+            <w:pPr>
+              <w:spacing w:before="0" w:after="60"/>
+              <w:keepNext/>
+              <w:jc w:val="center"/>
+            </w:pPr>
+            <w:r>
+              <w:rPr>
+                <w:rFonts w:ascii="Calibri" w:hAnsi="Calibri"/>
+                <w:sz w:val="20"/>
+              </w:rPr>
+              <w:t xml:space="default">26 (36%)</w:t>
+            </w:r>
+          </w:p>
+        </w:tc>
+        <w:tc>
+          <w:tcPr>
+            <w:tcBorders>
+              <w:top w:val="single" w:space="0" w:color="D3D3D3"/>
+              <w:bottom w:val="single" w:space="0" w:color="D3D3D3"/>
+              <w:start w:val="single" w:space="0" w:color="D3D3D3"/>
+              <w:end w:val="single" w:space="0" w:color="D3D3D3"/>
+            </w:tcBorders>
+          </w:tcPr>
+          <w:p>
+            <w:pPr>
+              <w:spacing w:before="0" w:after="60"/>
+              <w:keepNext/>
+              <w:jc w:val="center"/>
+            </w:pPr>
+            <w:r>
+              <w:rPr>
+                <w:rFonts w:ascii="Calibri" w:hAnsi="Calibri"/>
+                <w:sz w:val="20"/>
+              </w:rPr>
+              <w:t xml:space="default">4 (80%)</w:t>
+            </w:r>
+          </w:p>
+        </w:tc>
+        <w:tc>
+          <w:tcPr>
+            <w:tcBorders>
+              <w:top w:val="single" w:space="0" w:color="D3D3D3"/>
+              <w:bottom w:val="single" w:space="0" w:color="D3D3D3"/>
+              <w:start w:val="single" w:space="0" w:color="D3D3D3"/>
+              <w:end w:val="single" w:space="0" w:color="D3D3D3"/>
+            </w:tcBorders>
+          </w:tcPr>
+          <w:p>
+            <w:pPr>
+              <w:spacing w:before="0" w:after="60"/>
+              <w:keepNext/>
+              <w:jc w:val="center"/>
+            </w:pPr>
+            <w:r>
+              <w:rPr>
+                <w:rFonts w:ascii="Calibri" w:hAnsi="Calibri"/>
+                <w:sz w:val="20"/>
+              </w:rPr>
+              <w:t xml:space="default"/>
             </w:r>
           </w:p>
         </w:tc>
@@ -2557,127 +2441,127 @@
                 <w:sz w:val="20"/>
                 <w:b w:val="true"/>
               </w:rPr>
-              <w:t xml:space="default">CogDrisk score</w:t>
-            </w:r>
-          </w:p>
-        </w:tc>
-        <w:tc>
-          <w:tcPr>
-            <w:tcBorders>
-              <w:top w:val="single" w:space="0" w:color="D3D3D3"/>
-              <w:bottom w:val="single" w:space="0" w:color="D3D3D3"/>
-              <w:start w:val="single" w:space="0" w:color="D3D3D3"/>
-              <w:end w:val="single" w:space="0" w:color="D3D3D3"/>
-            </w:tcBorders>
-          </w:tcPr>
-          <w:p>
-            <w:pPr>
-              <w:spacing w:before="0" w:after="60"/>
-              <w:keepNext/>
-              <w:jc w:val="center"/>
-            </w:pPr>
-            <w:r>
-              <w:rPr>
-                <w:rFonts w:ascii="Calibri" w:hAnsi="Calibri"/>
-                <w:sz w:val="20"/>
-              </w:rPr>
-              <w:t xml:space="default">2.8 (4.6)</w:t>
-            </w:r>
-          </w:p>
-        </w:tc>
-        <w:tc>
-          <w:tcPr>
-            <w:tcBorders>
-              <w:top w:val="single" w:space="0" w:color="D3D3D3"/>
-              <w:bottom w:val="single" w:space="0" w:color="D3D3D3"/>
-              <w:start w:val="single" w:space="0" w:color="D3D3D3"/>
-              <w:end w:val="single" w:space="0" w:color="D3D3D3"/>
-            </w:tcBorders>
-          </w:tcPr>
-          <w:p>
-            <w:pPr>
-              <w:spacing w:before="0" w:after="60"/>
-              <w:keepNext/>
-              <w:jc w:val="center"/>
-            </w:pPr>
-            <w:r>
-              <w:rPr>
-                <w:rFonts w:ascii="Calibri" w:hAnsi="Calibri"/>
-                <w:sz w:val="20"/>
-              </w:rPr>
-              <w:t xml:space="default">2.2 (4.1)</w:t>
-            </w:r>
-          </w:p>
-        </w:tc>
-        <w:tc>
-          <w:tcPr>
-            <w:tcBorders>
-              <w:top w:val="single" w:space="0" w:color="D3D3D3"/>
-              <w:bottom w:val="single" w:space="0" w:color="D3D3D3"/>
-              <w:start w:val="single" w:space="0" w:color="D3D3D3"/>
-              <w:end w:val="single" w:space="0" w:color="D3D3D3"/>
-            </w:tcBorders>
-          </w:tcPr>
-          <w:p>
-            <w:pPr>
-              <w:spacing w:before="0" w:after="60"/>
-              <w:keepNext/>
-              <w:jc w:val="center"/>
-            </w:pPr>
-            <w:r>
-              <w:rPr>
-                <w:rFonts w:ascii="Calibri" w:hAnsi="Calibri"/>
-                <w:sz w:val="20"/>
-              </w:rPr>
-              <w:t xml:space="default">4.1 (5.4)</w:t>
-            </w:r>
-          </w:p>
-        </w:tc>
-        <w:tc>
-          <w:tcPr>
-            <w:tcBorders>
-              <w:top w:val="single" w:space="0" w:color="D3D3D3"/>
-              <w:bottom w:val="single" w:space="0" w:color="D3D3D3"/>
-              <w:start w:val="single" w:space="0" w:color="D3D3D3"/>
-              <w:end w:val="single" w:space="0" w:color="D3D3D3"/>
-            </w:tcBorders>
-          </w:tcPr>
-          <w:p>
-            <w:pPr>
-              <w:spacing w:before="0" w:after="60"/>
-              <w:keepNext/>
-              <w:jc w:val="center"/>
-            </w:pPr>
-            <w:r>
-              <w:rPr>
-                <w:rFonts w:ascii="Calibri" w:hAnsi="Calibri"/>
-                <w:sz w:val="20"/>
-              </w:rPr>
-              <w:t xml:space="default">4.2 (4.3)</w:t>
-            </w:r>
-          </w:p>
-        </w:tc>
-        <w:tc>
-          <w:tcPr>
-            <w:tcBorders>
-              <w:top w:val="single" w:space="0" w:color="D3D3D3"/>
-              <w:bottom w:val="single" w:space="0" w:color="D3D3D3"/>
-              <w:start w:val="single" w:space="0" w:color="D3D3D3"/>
-              <w:end w:val="single" w:space="0" w:color="D3D3D3"/>
-            </w:tcBorders>
-          </w:tcPr>
-          <w:p>
-            <w:pPr>
-              <w:spacing w:before="0" w:after="60"/>
-              <w:keepNext/>
-              <w:jc w:val="center"/>
-            </w:pPr>
-            <w:r>
-              <w:rPr>
-                <w:rFonts w:ascii="Calibri" w:hAnsi="Calibri"/>
-                <w:sz w:val="20"/>
-              </w:rPr>
-              <w:t xml:space="default">0.056</w:t>
+              <w:t xml:space="default">FDRs with AD</w:t>
+            </w:r>
+          </w:p>
+        </w:tc>
+        <w:tc>
+          <w:tcPr>
+            <w:tcBorders>
+              <w:top w:val="single" w:space="0" w:color="D3D3D3"/>
+              <w:bottom w:val="single" w:space="0" w:color="D3D3D3"/>
+              <w:start w:val="single" w:space="0" w:color="D3D3D3"/>
+              <w:end w:val="single" w:space="0" w:color="D3D3D3"/>
+            </w:tcBorders>
+          </w:tcPr>
+          <w:p>
+            <w:pPr>
+              <w:spacing w:before="0" w:after="60"/>
+              <w:keepNext/>
+              <w:jc w:val="center"/>
+            </w:pPr>
+            <w:r>
+              <w:rPr>
+                <w:rFonts w:ascii="Calibri" w:hAnsi="Calibri"/>
+                <w:sz w:val="20"/>
+              </w:rPr>
+              <w:t xml:space="default"/>
+            </w:r>
+          </w:p>
+        </w:tc>
+        <w:tc>
+          <w:tcPr>
+            <w:tcBorders>
+              <w:top w:val="single" w:space="0" w:color="D3D3D3"/>
+              <w:bottom w:val="single" w:space="0" w:color="D3D3D3"/>
+              <w:start w:val="single" w:space="0" w:color="D3D3D3"/>
+              <w:end w:val="single" w:space="0" w:color="D3D3D3"/>
+            </w:tcBorders>
+          </w:tcPr>
+          <w:p>
+            <w:pPr>
+              <w:spacing w:before="0" w:after="60"/>
+              <w:keepNext/>
+              <w:jc w:val="center"/>
+            </w:pPr>
+            <w:r>
+              <w:rPr>
+                <w:rFonts w:ascii="Calibri" w:hAnsi="Calibri"/>
+                <w:sz w:val="20"/>
+              </w:rPr>
+              <w:t xml:space="default"/>
+            </w:r>
+          </w:p>
+        </w:tc>
+        <w:tc>
+          <w:tcPr>
+            <w:tcBorders>
+              <w:top w:val="single" w:space="0" w:color="D3D3D3"/>
+              <w:bottom w:val="single" w:space="0" w:color="D3D3D3"/>
+              <w:start w:val="single" w:space="0" w:color="D3D3D3"/>
+              <w:end w:val="single" w:space="0" w:color="D3D3D3"/>
+            </w:tcBorders>
+          </w:tcPr>
+          <w:p>
+            <w:pPr>
+              <w:spacing w:before="0" w:after="60"/>
+              <w:keepNext/>
+              <w:jc w:val="center"/>
+            </w:pPr>
+            <w:r>
+              <w:rPr>
+                <w:rFonts w:ascii="Calibri" w:hAnsi="Calibri"/>
+                <w:sz w:val="20"/>
+              </w:rPr>
+              <w:t xml:space="default"/>
+            </w:r>
+          </w:p>
+        </w:tc>
+        <w:tc>
+          <w:tcPr>
+            <w:tcBorders>
+              <w:top w:val="single" w:space="0" w:color="D3D3D3"/>
+              <w:bottom w:val="single" w:space="0" w:color="D3D3D3"/>
+              <w:start w:val="single" w:space="0" w:color="D3D3D3"/>
+              <w:end w:val="single" w:space="0" w:color="D3D3D3"/>
+            </w:tcBorders>
+          </w:tcPr>
+          <w:p>
+            <w:pPr>
+              <w:spacing w:before="0" w:after="60"/>
+              <w:keepNext/>
+              <w:jc w:val="center"/>
+            </w:pPr>
+            <w:r>
+              <w:rPr>
+                <w:rFonts w:ascii="Calibri" w:hAnsi="Calibri"/>
+                <w:sz w:val="20"/>
+              </w:rPr>
+              <w:t xml:space="default"/>
+            </w:r>
+          </w:p>
+        </w:tc>
+        <w:tc>
+          <w:tcPr>
+            <w:tcBorders>
+              <w:top w:val="single" w:space="0" w:color="D3D3D3"/>
+              <w:bottom w:val="single" w:space="0" w:color="D3D3D3"/>
+              <w:start w:val="single" w:space="0" w:color="D3D3D3"/>
+              <w:end w:val="single" w:space="0" w:color="D3D3D3"/>
+            </w:tcBorders>
+          </w:tcPr>
+          <w:p>
+            <w:pPr>
+              <w:spacing w:before="0" w:after="60"/>
+              <w:keepNext/>
+              <w:jc w:val="center"/>
+            </w:pPr>
+            <w:r>
+              <w:rPr>
+                <w:rFonts w:ascii="Calibri" w:hAnsi="Calibri"/>
+                <w:sz w:val="20"/>
+              </w:rPr>
+              <w:t xml:space="default">&gt;0.9</w:t>
             </w:r>
           </w:p>
         </w:tc>
@@ -2705,129 +2589,129 @@
               <w:rPr>
                 <w:rFonts w:ascii="Calibri" w:hAnsi="Calibri"/>
                 <w:sz w:val="20"/>
-                <w:b w:val="true"/>
-              </w:rPr>
-              <w:t xml:space="default">LIBRA2 score</w:t>
-            </w:r>
-          </w:p>
-        </w:tc>
-        <w:tc>
-          <w:tcPr>
-            <w:tcBorders>
-              <w:top w:val="single" w:space="0" w:color="D3D3D3"/>
-              <w:bottom w:val="single" w:space="0" w:color="D3D3D3"/>
-              <w:start w:val="single" w:space="0" w:color="D3D3D3"/>
-              <w:end w:val="single" w:space="0" w:color="D3D3D3"/>
-            </w:tcBorders>
-          </w:tcPr>
-          <w:p>
-            <w:pPr>
-              <w:spacing w:before="0" w:after="60"/>
-              <w:keepNext/>
-              <w:jc w:val="center"/>
-            </w:pPr>
-            <w:r>
-              <w:rPr>
-                <w:rFonts w:ascii="Calibri" w:hAnsi="Calibri"/>
-                <w:sz w:val="20"/>
-              </w:rPr>
-              <w:t xml:space="default">3.3 (4.0)</w:t>
-            </w:r>
-          </w:p>
-        </w:tc>
-        <w:tc>
-          <w:tcPr>
-            <w:tcBorders>
-              <w:top w:val="single" w:space="0" w:color="D3D3D3"/>
-              <w:bottom w:val="single" w:space="0" w:color="D3D3D3"/>
-              <w:start w:val="single" w:space="0" w:color="D3D3D3"/>
-              <w:end w:val="single" w:space="0" w:color="D3D3D3"/>
-            </w:tcBorders>
-          </w:tcPr>
-          <w:p>
-            <w:pPr>
-              <w:spacing w:before="0" w:after="60"/>
-              <w:keepNext/>
-              <w:jc w:val="center"/>
-            </w:pPr>
-            <w:r>
-              <w:rPr>
-                <w:rFonts w:ascii="Calibri" w:hAnsi="Calibri"/>
-                <w:sz w:val="20"/>
-              </w:rPr>
-              <w:t xml:space="default">2.8 (4.1)</w:t>
-            </w:r>
-          </w:p>
-        </w:tc>
-        <w:tc>
-          <w:tcPr>
-            <w:tcBorders>
-              <w:top w:val="single" w:space="0" w:color="D3D3D3"/>
-              <w:bottom w:val="single" w:space="0" w:color="D3D3D3"/>
-              <w:start w:val="single" w:space="0" w:color="D3D3D3"/>
-              <w:end w:val="single" w:space="0" w:color="D3D3D3"/>
-            </w:tcBorders>
-          </w:tcPr>
-          <w:p>
-            <w:pPr>
-              <w:spacing w:before="0" w:after="60"/>
-              <w:keepNext/>
-              <w:jc w:val="center"/>
-            </w:pPr>
-            <w:r>
-              <w:rPr>
-                <w:rFonts w:ascii="Calibri" w:hAnsi="Calibri"/>
-                <w:sz w:val="20"/>
-              </w:rPr>
-              <w:t xml:space="default">4.3 (3.6)</w:t>
-            </w:r>
-          </w:p>
-        </w:tc>
-        <w:tc>
-          <w:tcPr>
-            <w:tcBorders>
-              <w:top w:val="single" w:space="0" w:color="D3D3D3"/>
-              <w:bottom w:val="single" w:space="0" w:color="D3D3D3"/>
-              <w:start w:val="single" w:space="0" w:color="D3D3D3"/>
-              <w:end w:val="single" w:space="0" w:color="D3D3D3"/>
-            </w:tcBorders>
-          </w:tcPr>
-          <w:p>
-            <w:pPr>
-              <w:spacing w:before="0" w:after="60"/>
-              <w:keepNext/>
-              <w:jc w:val="center"/>
-            </w:pPr>
-            <w:r>
-              <w:rPr>
-                <w:rFonts w:ascii="Calibri" w:hAnsi="Calibri"/>
-                <w:sz w:val="20"/>
-              </w:rPr>
-              <w:t xml:space="default">4.6 (4.4)</w:t>
-            </w:r>
-          </w:p>
-        </w:tc>
-        <w:tc>
-          <w:tcPr>
-            <w:tcBorders>
-              <w:top w:val="single" w:space="0" w:color="D3D3D3"/>
-              <w:bottom w:val="single" w:space="0" w:color="D3D3D3"/>
-              <w:start w:val="single" w:space="0" w:color="D3D3D3"/>
-              <w:end w:val="single" w:space="0" w:color="D3D3D3"/>
-            </w:tcBorders>
-          </w:tcPr>
-          <w:p>
-            <w:pPr>
-              <w:spacing w:before="0" w:after="60"/>
-              <w:keepNext/>
-              <w:jc w:val="center"/>
-            </w:pPr>
-            <w:r>
-              <w:rPr>
-                <w:rFonts w:ascii="Calibri" w:hAnsi="Calibri"/>
-                <w:sz w:val="20"/>
-              </w:rPr>
-              <w:t xml:space="default">0.022</w:t>
+                <w:i/>
+              </w:rPr>
+              <w:t xml:space="default">    1</w:t>
+            </w:r>
+          </w:p>
+        </w:tc>
+        <w:tc>
+          <w:tcPr>
+            <w:tcBorders>
+              <w:top w:val="single" w:space="0" w:color="D3D3D3"/>
+              <w:bottom w:val="single" w:space="0" w:color="D3D3D3"/>
+              <w:start w:val="single" w:space="0" w:color="D3D3D3"/>
+              <w:end w:val="single" w:space="0" w:color="D3D3D3"/>
+            </w:tcBorders>
+          </w:tcPr>
+          <w:p>
+            <w:pPr>
+              <w:spacing w:before="0" w:after="60"/>
+              <w:keepNext/>
+              <w:jc w:val="center"/>
+            </w:pPr>
+            <w:r>
+              <w:rPr>
+                <w:rFonts w:ascii="Calibri" w:hAnsi="Calibri"/>
+                <w:sz w:val="20"/>
+              </w:rPr>
+              <w:t xml:space="default">207 (79%)</w:t>
+            </w:r>
+          </w:p>
+        </w:tc>
+        <w:tc>
+          <w:tcPr>
+            <w:tcBorders>
+              <w:top w:val="single" w:space="0" w:color="D3D3D3"/>
+              <w:bottom w:val="single" w:space="0" w:color="D3D3D3"/>
+              <w:start w:val="single" w:space="0" w:color="D3D3D3"/>
+              <w:end w:val="single" w:space="0" w:color="D3D3D3"/>
+            </w:tcBorders>
+          </w:tcPr>
+          <w:p>
+            <w:pPr>
+              <w:spacing w:before="0" w:after="60"/>
+              <w:keepNext/>
+              <w:jc w:val="center"/>
+            </w:pPr>
+            <w:r>
+              <w:rPr>
+                <w:rFonts w:ascii="Calibri" w:hAnsi="Calibri"/>
+                <w:sz w:val="20"/>
+              </w:rPr>
+              <w:t xml:space="default">145 (79%)</w:t>
+            </w:r>
+          </w:p>
+        </w:tc>
+        <w:tc>
+          <w:tcPr>
+            <w:tcBorders>
+              <w:top w:val="single" w:space="0" w:color="D3D3D3"/>
+              <w:bottom w:val="single" w:space="0" w:color="D3D3D3"/>
+              <w:start w:val="single" w:space="0" w:color="D3D3D3"/>
+              <w:end w:val="single" w:space="0" w:color="D3D3D3"/>
+            </w:tcBorders>
+          </w:tcPr>
+          <w:p>
+            <w:pPr>
+              <w:spacing w:before="0" w:after="60"/>
+              <w:keepNext/>
+              <w:jc w:val="center"/>
+            </w:pPr>
+            <w:r>
+              <w:rPr>
+                <w:rFonts w:ascii="Calibri" w:hAnsi="Calibri"/>
+                <w:sz w:val="20"/>
+              </w:rPr>
+              <w:t xml:space="default">57 (79%)</w:t>
+            </w:r>
+          </w:p>
+        </w:tc>
+        <w:tc>
+          <w:tcPr>
+            <w:tcBorders>
+              <w:top w:val="single" w:space="0" w:color="D3D3D3"/>
+              <w:bottom w:val="single" w:space="0" w:color="D3D3D3"/>
+              <w:start w:val="single" w:space="0" w:color="D3D3D3"/>
+              <w:end w:val="single" w:space="0" w:color="D3D3D3"/>
+            </w:tcBorders>
+          </w:tcPr>
+          <w:p>
+            <w:pPr>
+              <w:spacing w:before="0" w:after="60"/>
+              <w:keepNext/>
+              <w:jc w:val="center"/>
+            </w:pPr>
+            <w:r>
+              <w:rPr>
+                <w:rFonts w:ascii="Calibri" w:hAnsi="Calibri"/>
+                <w:sz w:val="20"/>
+              </w:rPr>
+              <w:t xml:space="default">5 (100%)</w:t>
+            </w:r>
+          </w:p>
+        </w:tc>
+        <w:tc>
+          <w:tcPr>
+            <w:tcBorders>
+              <w:top w:val="single" w:space="0" w:color="D3D3D3"/>
+              <w:bottom w:val="single" w:space="0" w:color="D3D3D3"/>
+              <w:start w:val="single" w:space="0" w:color="D3D3D3"/>
+              <w:end w:val="single" w:space="0" w:color="D3D3D3"/>
+            </w:tcBorders>
+          </w:tcPr>
+          <w:p>
+            <w:pPr>
+              <w:spacing w:before="0" w:after="60"/>
+              <w:keepNext/>
+              <w:jc w:val="center"/>
+            </w:pPr>
+            <w:r>
+              <w:rPr>
+                <w:rFonts w:ascii="Calibri" w:hAnsi="Calibri"/>
+                <w:sz w:val="20"/>
+              </w:rPr>
+              <w:t xml:space="default"/>
             </w:r>
           </w:p>
         </w:tc>
@@ -2839,6 +2723,906 @@
         <w:tc>
           <w:tcPr>
             <w:tcBorders>
+              <w:top w:val="single" w:space="0" w:color="D3D3D3"/>
+              <w:bottom w:val="single" w:space="0" w:color="D3D3D3"/>
+              <w:start w:val="single" w:space="0" w:color="D3D3D3"/>
+              <w:end w:val="single" w:space="0" w:color="D3D3D3"/>
+            </w:tcBorders>
+          </w:tcPr>
+          <w:p>
+            <w:pPr>
+              <w:spacing w:before="0" w:after="60"/>
+              <w:keepNext/>
+              <w:jc w:val="start"/>
+            </w:pPr>
+            <w:r>
+              <w:rPr>
+                <w:rFonts w:ascii="Calibri" w:hAnsi="Calibri"/>
+                <w:sz w:val="20"/>
+                <w:i/>
+              </w:rPr>
+              <w:t xml:space="default">    2</w:t>
+            </w:r>
+          </w:p>
+        </w:tc>
+        <w:tc>
+          <w:tcPr>
+            <w:tcBorders>
+              <w:top w:val="single" w:space="0" w:color="D3D3D3"/>
+              <w:bottom w:val="single" w:space="0" w:color="D3D3D3"/>
+              <w:start w:val="single" w:space="0" w:color="D3D3D3"/>
+              <w:end w:val="single" w:space="0" w:color="D3D3D3"/>
+            </w:tcBorders>
+          </w:tcPr>
+          <w:p>
+            <w:pPr>
+              <w:spacing w:before="0" w:after="60"/>
+              <w:keepNext/>
+              <w:jc w:val="center"/>
+            </w:pPr>
+            <w:r>
+              <w:rPr>
+                <w:rFonts w:ascii="Calibri" w:hAnsi="Calibri"/>
+                <w:sz w:val="20"/>
+              </w:rPr>
+              <w:t xml:space="default">48 (18%)</w:t>
+            </w:r>
+          </w:p>
+        </w:tc>
+        <w:tc>
+          <w:tcPr>
+            <w:tcBorders>
+              <w:top w:val="single" w:space="0" w:color="D3D3D3"/>
+              <w:bottom w:val="single" w:space="0" w:color="D3D3D3"/>
+              <w:start w:val="single" w:space="0" w:color="D3D3D3"/>
+              <w:end w:val="single" w:space="0" w:color="D3D3D3"/>
+            </w:tcBorders>
+          </w:tcPr>
+          <w:p>
+            <w:pPr>
+              <w:spacing w:before="0" w:after="60"/>
+              <w:keepNext/>
+              <w:jc w:val="center"/>
+            </w:pPr>
+            <w:r>
+              <w:rPr>
+                <w:rFonts w:ascii="Calibri" w:hAnsi="Calibri"/>
+                <w:sz w:val="20"/>
+              </w:rPr>
+              <w:t xml:space="default">34 (18%)</w:t>
+            </w:r>
+          </w:p>
+        </w:tc>
+        <w:tc>
+          <w:tcPr>
+            <w:tcBorders>
+              <w:top w:val="single" w:space="0" w:color="D3D3D3"/>
+              <w:bottom w:val="single" w:space="0" w:color="D3D3D3"/>
+              <w:start w:val="single" w:space="0" w:color="D3D3D3"/>
+              <w:end w:val="single" w:space="0" w:color="D3D3D3"/>
+            </w:tcBorders>
+          </w:tcPr>
+          <w:p>
+            <w:pPr>
+              <w:spacing w:before="0" w:after="60"/>
+              <w:keepNext/>
+              <w:jc w:val="center"/>
+            </w:pPr>
+            <w:r>
+              <w:rPr>
+                <w:rFonts w:ascii="Calibri" w:hAnsi="Calibri"/>
+                <w:sz w:val="20"/>
+              </w:rPr>
+              <w:t xml:space="default">14 (19%)</w:t>
+            </w:r>
+          </w:p>
+        </w:tc>
+        <w:tc>
+          <w:tcPr>
+            <w:tcBorders>
+              <w:top w:val="single" w:space="0" w:color="D3D3D3"/>
+              <w:bottom w:val="single" w:space="0" w:color="D3D3D3"/>
+              <w:start w:val="single" w:space="0" w:color="D3D3D3"/>
+              <w:end w:val="single" w:space="0" w:color="D3D3D3"/>
+            </w:tcBorders>
+          </w:tcPr>
+          <w:p>
+            <w:pPr>
+              <w:spacing w:before="0" w:after="60"/>
+              <w:keepNext/>
+              <w:jc w:val="center"/>
+            </w:pPr>
+            <w:r>
+              <w:rPr>
+                <w:rFonts w:ascii="Calibri" w:hAnsi="Calibri"/>
+                <w:sz w:val="20"/>
+              </w:rPr>
+              <w:t xml:space="default">0 (0%)</w:t>
+            </w:r>
+          </w:p>
+        </w:tc>
+        <w:tc>
+          <w:tcPr>
+            <w:tcBorders>
+              <w:top w:val="single" w:space="0" w:color="D3D3D3"/>
+              <w:bottom w:val="single" w:space="0" w:color="D3D3D3"/>
+              <w:start w:val="single" w:space="0" w:color="D3D3D3"/>
+              <w:end w:val="single" w:space="0" w:color="D3D3D3"/>
+            </w:tcBorders>
+          </w:tcPr>
+          <w:p>
+            <w:pPr>
+              <w:spacing w:before="0" w:after="60"/>
+              <w:keepNext/>
+              <w:jc w:val="center"/>
+            </w:pPr>
+            <w:r>
+              <w:rPr>
+                <w:rFonts w:ascii="Calibri" w:hAnsi="Calibri"/>
+                <w:sz w:val="20"/>
+              </w:rPr>
+              <w:t xml:space="default"/>
+            </w:r>
+          </w:p>
+        </w:tc>
+      </w:tr>
+      <w:tr>
+        <w:trPr>
+          <w:cantSplit/>
+        </w:trPr>
+        <w:tc>
+          <w:tcPr>
+            <w:tcBorders>
+              <w:top w:val="single" w:space="0" w:color="D3D3D3"/>
+              <w:bottom w:val="single" w:space="0" w:color="D3D3D3"/>
+              <w:start w:val="single" w:space="0" w:color="D3D3D3"/>
+              <w:end w:val="single" w:space="0" w:color="D3D3D3"/>
+            </w:tcBorders>
+          </w:tcPr>
+          <w:p>
+            <w:pPr>
+              <w:spacing w:before="0" w:after="60"/>
+              <w:keepNext/>
+              <w:jc w:val="start"/>
+            </w:pPr>
+            <w:r>
+              <w:rPr>
+                <w:rFonts w:ascii="Calibri" w:hAnsi="Calibri"/>
+                <w:sz w:val="20"/>
+                <w:i/>
+              </w:rPr>
+              <w:t xml:space="default">    3</w:t>
+            </w:r>
+          </w:p>
+        </w:tc>
+        <w:tc>
+          <w:tcPr>
+            <w:tcBorders>
+              <w:top w:val="single" w:space="0" w:color="D3D3D3"/>
+              <w:bottom w:val="single" w:space="0" w:color="D3D3D3"/>
+              <w:start w:val="single" w:space="0" w:color="D3D3D3"/>
+              <w:end w:val="single" w:space="0" w:color="D3D3D3"/>
+            </w:tcBorders>
+          </w:tcPr>
+          <w:p>
+            <w:pPr>
+              <w:spacing w:before="0" w:after="60"/>
+              <w:keepNext/>
+              <w:jc w:val="center"/>
+            </w:pPr>
+            <w:r>
+              <w:rPr>
+                <w:rFonts w:ascii="Calibri" w:hAnsi="Calibri"/>
+                <w:sz w:val="20"/>
+              </w:rPr>
+              <w:t xml:space="default">4 (1.5%)</w:t>
+            </w:r>
+          </w:p>
+        </w:tc>
+        <w:tc>
+          <w:tcPr>
+            <w:tcBorders>
+              <w:top w:val="single" w:space="0" w:color="D3D3D3"/>
+              <w:bottom w:val="single" w:space="0" w:color="D3D3D3"/>
+              <w:start w:val="single" w:space="0" w:color="D3D3D3"/>
+              <w:end w:val="single" w:space="0" w:color="D3D3D3"/>
+            </w:tcBorders>
+          </w:tcPr>
+          <w:p>
+            <w:pPr>
+              <w:spacing w:before="0" w:after="60"/>
+              <w:keepNext/>
+              <w:jc w:val="center"/>
+            </w:pPr>
+            <w:r>
+              <w:rPr>
+                <w:rFonts w:ascii="Calibri" w:hAnsi="Calibri"/>
+                <w:sz w:val="20"/>
+              </w:rPr>
+              <w:t xml:space="default">3 (1.6%)</w:t>
+            </w:r>
+          </w:p>
+        </w:tc>
+        <w:tc>
+          <w:tcPr>
+            <w:tcBorders>
+              <w:top w:val="single" w:space="0" w:color="D3D3D3"/>
+              <w:bottom w:val="single" w:space="0" w:color="D3D3D3"/>
+              <w:start w:val="single" w:space="0" w:color="D3D3D3"/>
+              <w:end w:val="single" w:space="0" w:color="D3D3D3"/>
+            </w:tcBorders>
+          </w:tcPr>
+          <w:p>
+            <w:pPr>
+              <w:spacing w:before="0" w:after="60"/>
+              <w:keepNext/>
+              <w:jc w:val="center"/>
+            </w:pPr>
+            <w:r>
+              <w:rPr>
+                <w:rFonts w:ascii="Calibri" w:hAnsi="Calibri"/>
+                <w:sz w:val="20"/>
+              </w:rPr>
+              <w:t xml:space="default">1 (1.4%)</w:t>
+            </w:r>
+          </w:p>
+        </w:tc>
+        <w:tc>
+          <w:tcPr>
+            <w:tcBorders>
+              <w:top w:val="single" w:space="0" w:color="D3D3D3"/>
+              <w:bottom w:val="single" w:space="0" w:color="D3D3D3"/>
+              <w:start w:val="single" w:space="0" w:color="D3D3D3"/>
+              <w:end w:val="single" w:space="0" w:color="D3D3D3"/>
+            </w:tcBorders>
+          </w:tcPr>
+          <w:p>
+            <w:pPr>
+              <w:spacing w:before="0" w:after="60"/>
+              <w:keepNext/>
+              <w:jc w:val="center"/>
+            </w:pPr>
+            <w:r>
+              <w:rPr>
+                <w:rFonts w:ascii="Calibri" w:hAnsi="Calibri"/>
+                <w:sz w:val="20"/>
+              </w:rPr>
+              <w:t xml:space="default">0 (0%)</w:t>
+            </w:r>
+          </w:p>
+        </w:tc>
+        <w:tc>
+          <w:tcPr>
+            <w:tcBorders>
+              <w:top w:val="single" w:space="0" w:color="D3D3D3"/>
+              <w:bottom w:val="single" w:space="0" w:color="D3D3D3"/>
+              <w:start w:val="single" w:space="0" w:color="D3D3D3"/>
+              <w:end w:val="single" w:space="0" w:color="D3D3D3"/>
+            </w:tcBorders>
+          </w:tcPr>
+          <w:p>
+            <w:pPr>
+              <w:spacing w:before="0" w:after="60"/>
+              <w:keepNext/>
+              <w:jc w:val="center"/>
+            </w:pPr>
+            <w:r>
+              <w:rPr>
+                <w:rFonts w:ascii="Calibri" w:hAnsi="Calibri"/>
+                <w:sz w:val="20"/>
+              </w:rPr>
+              <w:t xml:space="default"/>
+            </w:r>
+          </w:p>
+        </w:tc>
+      </w:tr>
+      <w:tr>
+        <w:trPr>
+          <w:cantSplit/>
+        </w:trPr>
+        <w:tc>
+          <w:tcPr>
+            <w:tcBorders>
+              <w:top w:val="single" w:space="0" w:color="D3D3D3"/>
+              <w:bottom w:val="single" w:space="0" w:color="D3D3D3"/>
+              <w:start w:val="single" w:space="0" w:color="D3D3D3"/>
+              <w:end w:val="single" w:space="0" w:color="D3D3D3"/>
+            </w:tcBorders>
+          </w:tcPr>
+          <w:p>
+            <w:pPr>
+              <w:spacing w:before="0" w:after="60"/>
+              <w:keepNext/>
+              <w:jc w:val="start"/>
+            </w:pPr>
+            <w:r>
+              <w:rPr>
+                <w:rFonts w:ascii="Calibri" w:hAnsi="Calibri"/>
+                <w:sz w:val="20"/>
+                <w:i/>
+              </w:rPr>
+              <w:t xml:space="default">    4</w:t>
+            </w:r>
+          </w:p>
+        </w:tc>
+        <w:tc>
+          <w:tcPr>
+            <w:tcBorders>
+              <w:top w:val="single" w:space="0" w:color="D3D3D3"/>
+              <w:bottom w:val="single" w:space="0" w:color="D3D3D3"/>
+              <w:start w:val="single" w:space="0" w:color="D3D3D3"/>
+              <w:end w:val="single" w:space="0" w:color="D3D3D3"/>
+            </w:tcBorders>
+          </w:tcPr>
+          <w:p>
+            <w:pPr>
+              <w:spacing w:before="0" w:after="60"/>
+              <w:keepNext/>
+              <w:jc w:val="center"/>
+            </w:pPr>
+            <w:r>
+              <w:rPr>
+                <w:rFonts w:ascii="Calibri" w:hAnsi="Calibri"/>
+                <w:sz w:val="20"/>
+              </w:rPr>
+              <w:t xml:space="default">2 (0.8%)</w:t>
+            </w:r>
+          </w:p>
+        </w:tc>
+        <w:tc>
+          <w:tcPr>
+            <w:tcBorders>
+              <w:top w:val="single" w:space="0" w:color="D3D3D3"/>
+              <w:bottom w:val="single" w:space="0" w:color="D3D3D3"/>
+              <w:start w:val="single" w:space="0" w:color="D3D3D3"/>
+              <w:end w:val="single" w:space="0" w:color="D3D3D3"/>
+            </w:tcBorders>
+          </w:tcPr>
+          <w:p>
+            <w:pPr>
+              <w:spacing w:before="0" w:after="60"/>
+              <w:keepNext/>
+              <w:jc w:val="center"/>
+            </w:pPr>
+            <w:r>
+              <w:rPr>
+                <w:rFonts w:ascii="Calibri" w:hAnsi="Calibri"/>
+                <w:sz w:val="20"/>
+              </w:rPr>
+              <w:t xml:space="default">2 (1.1%)</w:t>
+            </w:r>
+          </w:p>
+        </w:tc>
+        <w:tc>
+          <w:tcPr>
+            <w:tcBorders>
+              <w:top w:val="single" w:space="0" w:color="D3D3D3"/>
+              <w:bottom w:val="single" w:space="0" w:color="D3D3D3"/>
+              <w:start w:val="single" w:space="0" w:color="D3D3D3"/>
+              <w:end w:val="single" w:space="0" w:color="D3D3D3"/>
+            </w:tcBorders>
+          </w:tcPr>
+          <w:p>
+            <w:pPr>
+              <w:spacing w:before="0" w:after="60"/>
+              <w:keepNext/>
+              <w:jc w:val="center"/>
+            </w:pPr>
+            <w:r>
+              <w:rPr>
+                <w:rFonts w:ascii="Calibri" w:hAnsi="Calibri"/>
+                <w:sz w:val="20"/>
+              </w:rPr>
+              <w:t xml:space="default">0 (0%)</w:t>
+            </w:r>
+          </w:p>
+        </w:tc>
+        <w:tc>
+          <w:tcPr>
+            <w:tcBorders>
+              <w:top w:val="single" w:space="0" w:color="D3D3D3"/>
+              <w:bottom w:val="single" w:space="0" w:color="D3D3D3"/>
+              <w:start w:val="single" w:space="0" w:color="D3D3D3"/>
+              <w:end w:val="single" w:space="0" w:color="D3D3D3"/>
+            </w:tcBorders>
+          </w:tcPr>
+          <w:p>
+            <w:pPr>
+              <w:spacing w:before="0" w:after="60"/>
+              <w:keepNext/>
+              <w:jc w:val="center"/>
+            </w:pPr>
+            <w:r>
+              <w:rPr>
+                <w:rFonts w:ascii="Calibri" w:hAnsi="Calibri"/>
+                <w:sz w:val="20"/>
+              </w:rPr>
+              <w:t xml:space="default">0 (0%)</w:t>
+            </w:r>
+          </w:p>
+        </w:tc>
+        <w:tc>
+          <w:tcPr>
+            <w:tcBorders>
+              <w:top w:val="single" w:space="0" w:color="D3D3D3"/>
+              <w:bottom w:val="single" w:space="0" w:color="D3D3D3"/>
+              <w:start w:val="single" w:space="0" w:color="D3D3D3"/>
+              <w:end w:val="single" w:space="0" w:color="D3D3D3"/>
+            </w:tcBorders>
+          </w:tcPr>
+          <w:p>
+            <w:pPr>
+              <w:spacing w:before="0" w:after="60"/>
+              <w:keepNext/>
+              <w:jc w:val="center"/>
+            </w:pPr>
+            <w:r>
+              <w:rPr>
+                <w:rFonts w:ascii="Calibri" w:hAnsi="Calibri"/>
+                <w:sz w:val="20"/>
+              </w:rPr>
+              <w:t xml:space="default"/>
+            </w:r>
+          </w:p>
+        </w:tc>
+      </w:tr>
+      <w:tr>
+        <w:trPr>
+          <w:cantSplit/>
+        </w:trPr>
+        <w:tc>
+          <w:tcPr>
+            <w:tcBorders>
+              <w:top w:val="single" w:space="0" w:color="D3D3D3"/>
+              <w:bottom w:val="single" w:space="0" w:color="D3D3D3"/>
+              <w:start w:val="single" w:space="0" w:color="D3D3D3"/>
+              <w:end w:val="single" w:space="0" w:color="D3D3D3"/>
+            </w:tcBorders>
+          </w:tcPr>
+          <w:p>
+            <w:pPr>
+              <w:spacing w:before="0" w:after="60"/>
+              <w:keepNext/>
+              <w:jc w:val="start"/>
+            </w:pPr>
+            <w:r>
+              <w:rPr>
+                <w:rFonts w:ascii="Calibri" w:hAnsi="Calibri"/>
+                <w:sz w:val="20"/>
+                <w:b w:val="true"/>
+              </w:rPr>
+              <w:t xml:space="default">Polygenic risk score</w:t>
+            </w:r>
+          </w:p>
+        </w:tc>
+        <w:tc>
+          <w:tcPr>
+            <w:tcBorders>
+              <w:top w:val="single" w:space="0" w:color="D3D3D3"/>
+              <w:bottom w:val="single" w:space="0" w:color="D3D3D3"/>
+              <w:start w:val="single" w:space="0" w:color="D3D3D3"/>
+              <w:end w:val="single" w:space="0" w:color="D3D3D3"/>
+            </w:tcBorders>
+          </w:tcPr>
+          <w:p>
+            <w:pPr>
+              <w:spacing w:before="0" w:after="60"/>
+              <w:keepNext/>
+              <w:jc w:val="center"/>
+            </w:pPr>
+            <w:r>
+              <w:rPr>
+                <w:rFonts w:ascii="Calibri" w:hAnsi="Calibri"/>
+                <w:sz w:val="20"/>
+              </w:rPr>
+              <w:t xml:space="default">4.87 (0.36)</w:t>
+            </w:r>
+          </w:p>
+        </w:tc>
+        <w:tc>
+          <w:tcPr>
+            <w:tcBorders>
+              <w:top w:val="single" w:space="0" w:color="D3D3D3"/>
+              <w:bottom w:val="single" w:space="0" w:color="D3D3D3"/>
+              <w:start w:val="single" w:space="0" w:color="D3D3D3"/>
+              <w:end w:val="single" w:space="0" w:color="D3D3D3"/>
+            </w:tcBorders>
+          </w:tcPr>
+          <w:p>
+            <w:pPr>
+              <w:spacing w:before="0" w:after="60"/>
+              <w:keepNext/>
+              <w:jc w:val="center"/>
+            </w:pPr>
+            <w:r>
+              <w:rPr>
+                <w:rFonts w:ascii="Calibri" w:hAnsi="Calibri"/>
+                <w:sz w:val="20"/>
+              </w:rPr>
+              <w:t xml:space="default">4.87 (0.37)</w:t>
+            </w:r>
+          </w:p>
+        </w:tc>
+        <w:tc>
+          <w:tcPr>
+            <w:tcBorders>
+              <w:top w:val="single" w:space="0" w:color="D3D3D3"/>
+              <w:bottom w:val="single" w:space="0" w:color="D3D3D3"/>
+              <w:start w:val="single" w:space="0" w:color="D3D3D3"/>
+              <w:end w:val="single" w:space="0" w:color="D3D3D3"/>
+            </w:tcBorders>
+          </w:tcPr>
+          <w:p>
+            <w:pPr>
+              <w:spacing w:before="0" w:after="60"/>
+              <w:keepNext/>
+              <w:jc w:val="center"/>
+            </w:pPr>
+            <w:r>
+              <w:rPr>
+                <w:rFonts w:ascii="Calibri" w:hAnsi="Calibri"/>
+                <w:sz w:val="20"/>
+              </w:rPr>
+              <w:t xml:space="default">4.85 (0.33)</w:t>
+            </w:r>
+          </w:p>
+        </w:tc>
+        <w:tc>
+          <w:tcPr>
+            <w:tcBorders>
+              <w:top w:val="single" w:space="0" w:color="D3D3D3"/>
+              <w:bottom w:val="single" w:space="0" w:color="D3D3D3"/>
+              <w:start w:val="single" w:space="0" w:color="D3D3D3"/>
+              <w:end w:val="single" w:space="0" w:color="D3D3D3"/>
+            </w:tcBorders>
+          </w:tcPr>
+          <w:p>
+            <w:pPr>
+              <w:spacing w:before="0" w:after="60"/>
+              <w:keepNext/>
+              <w:jc w:val="center"/>
+            </w:pPr>
+            <w:r>
+              <w:rPr>
+                <w:rFonts w:ascii="Calibri" w:hAnsi="Calibri"/>
+                <w:sz w:val="20"/>
+              </w:rPr>
+              <w:t xml:space="default">4.88 (0.32)</w:t>
+            </w:r>
+          </w:p>
+        </w:tc>
+        <w:tc>
+          <w:tcPr>
+            <w:tcBorders>
+              <w:top w:val="single" w:space="0" w:color="D3D3D3"/>
+              <w:bottom w:val="single" w:space="0" w:color="D3D3D3"/>
+              <w:start w:val="single" w:space="0" w:color="D3D3D3"/>
+              <w:end w:val="single" w:space="0" w:color="D3D3D3"/>
+            </w:tcBorders>
+          </w:tcPr>
+          <w:p>
+            <w:pPr>
+              <w:spacing w:before="0" w:after="60"/>
+              <w:keepNext/>
+              <w:jc w:val="center"/>
+            </w:pPr>
+            <w:r>
+              <w:rPr>
+                <w:rFonts w:ascii="Calibri" w:hAnsi="Calibri"/>
+                <w:sz w:val="20"/>
+              </w:rPr>
+              <w:t xml:space="default">0.8</w:t>
+            </w:r>
+          </w:p>
+        </w:tc>
+      </w:tr>
+      <w:tr>
+        <w:trPr>
+          <w:cantSplit/>
+        </w:trPr>
+        <w:tc>
+          <w:tcPr>
+            <w:tcBorders>
+              <w:top w:val="single" w:space="0" w:color="D3D3D3"/>
+              <w:bottom w:val="single" w:space="0" w:color="D3D3D3"/>
+              <w:start w:val="single" w:space="0" w:color="D3D3D3"/>
+              <w:end w:val="single" w:space="0" w:color="D3D3D3"/>
+            </w:tcBorders>
+          </w:tcPr>
+          <w:p>
+            <w:pPr>
+              <w:spacing w:before="0" w:after="60"/>
+              <w:keepNext/>
+              <w:jc w:val="start"/>
+            </w:pPr>
+            <w:r>
+              <w:rPr>
+                <w:rFonts w:ascii="Calibri" w:hAnsi="Calibri"/>
+                <w:sz w:val="20"/>
+                <w:b w:val="true"/>
+              </w:rPr>
+              <w:t xml:space="default">CogDrisk score</w:t>
+            </w:r>
+          </w:p>
+        </w:tc>
+        <w:tc>
+          <w:tcPr>
+            <w:tcBorders>
+              <w:top w:val="single" w:space="0" w:color="D3D3D3"/>
+              <w:bottom w:val="single" w:space="0" w:color="D3D3D3"/>
+              <w:start w:val="single" w:space="0" w:color="D3D3D3"/>
+              <w:end w:val="single" w:space="0" w:color="D3D3D3"/>
+            </w:tcBorders>
+          </w:tcPr>
+          <w:p>
+            <w:pPr>
+              <w:spacing w:before="0" w:after="60"/>
+              <w:keepNext/>
+              <w:jc w:val="center"/>
+            </w:pPr>
+            <w:r>
+              <w:rPr>
+                <w:rFonts w:ascii="Calibri" w:hAnsi="Calibri"/>
+                <w:sz w:val="20"/>
+              </w:rPr>
+              <w:t xml:space="default">2.8 (4.6)</w:t>
+            </w:r>
+          </w:p>
+        </w:tc>
+        <w:tc>
+          <w:tcPr>
+            <w:tcBorders>
+              <w:top w:val="single" w:space="0" w:color="D3D3D3"/>
+              <w:bottom w:val="single" w:space="0" w:color="D3D3D3"/>
+              <w:start w:val="single" w:space="0" w:color="D3D3D3"/>
+              <w:end w:val="single" w:space="0" w:color="D3D3D3"/>
+            </w:tcBorders>
+          </w:tcPr>
+          <w:p>
+            <w:pPr>
+              <w:spacing w:before="0" w:after="60"/>
+              <w:keepNext/>
+              <w:jc w:val="center"/>
+            </w:pPr>
+            <w:r>
+              <w:rPr>
+                <w:rFonts w:ascii="Calibri" w:hAnsi="Calibri"/>
+                <w:sz w:val="20"/>
+              </w:rPr>
+              <w:t xml:space="default">2.2 (4.1)</w:t>
+            </w:r>
+          </w:p>
+        </w:tc>
+        <w:tc>
+          <w:tcPr>
+            <w:tcBorders>
+              <w:top w:val="single" w:space="0" w:color="D3D3D3"/>
+              <w:bottom w:val="single" w:space="0" w:color="D3D3D3"/>
+              <w:start w:val="single" w:space="0" w:color="D3D3D3"/>
+              <w:end w:val="single" w:space="0" w:color="D3D3D3"/>
+            </w:tcBorders>
+          </w:tcPr>
+          <w:p>
+            <w:pPr>
+              <w:spacing w:before="0" w:after="60"/>
+              <w:keepNext/>
+              <w:jc w:val="center"/>
+            </w:pPr>
+            <w:r>
+              <w:rPr>
+                <w:rFonts w:ascii="Calibri" w:hAnsi="Calibri"/>
+                <w:sz w:val="20"/>
+              </w:rPr>
+              <w:t xml:space="default">4.1 (5.4)</w:t>
+            </w:r>
+          </w:p>
+        </w:tc>
+        <w:tc>
+          <w:tcPr>
+            <w:tcBorders>
+              <w:top w:val="single" w:space="0" w:color="D3D3D3"/>
+              <w:bottom w:val="single" w:space="0" w:color="D3D3D3"/>
+              <w:start w:val="single" w:space="0" w:color="D3D3D3"/>
+              <w:end w:val="single" w:space="0" w:color="D3D3D3"/>
+            </w:tcBorders>
+          </w:tcPr>
+          <w:p>
+            <w:pPr>
+              <w:spacing w:before="0" w:after="60"/>
+              <w:keepNext/>
+              <w:jc w:val="center"/>
+            </w:pPr>
+            <w:r>
+              <w:rPr>
+                <w:rFonts w:ascii="Calibri" w:hAnsi="Calibri"/>
+                <w:sz w:val="20"/>
+              </w:rPr>
+              <w:t xml:space="default">4.2 (4.3)</w:t>
+            </w:r>
+          </w:p>
+        </w:tc>
+        <w:tc>
+          <w:tcPr>
+            <w:tcBorders>
+              <w:top w:val="single" w:space="0" w:color="D3D3D3"/>
+              <w:bottom w:val="single" w:space="0" w:color="D3D3D3"/>
+              <w:start w:val="single" w:space="0" w:color="D3D3D3"/>
+              <w:end w:val="single" w:space="0" w:color="D3D3D3"/>
+            </w:tcBorders>
+          </w:tcPr>
+          <w:p>
+            <w:pPr>
+              <w:spacing w:before="0" w:after="60"/>
+              <w:keepNext/>
+              <w:jc w:val="center"/>
+            </w:pPr>
+            <w:r>
+              <w:rPr>
+                <w:rFonts w:ascii="Calibri" w:hAnsi="Calibri"/>
+                <w:sz w:val="20"/>
+              </w:rPr>
+              <w:t xml:space="default">0.056</w:t>
+            </w:r>
+          </w:p>
+        </w:tc>
+      </w:tr>
+      <w:tr>
+        <w:trPr>
+          <w:cantSplit/>
+        </w:trPr>
+        <w:tc>
+          <w:tcPr>
+            <w:tcBorders>
+              <w:top w:val="single" w:space="0" w:color="D3D3D3"/>
+              <w:bottom w:val="single" w:space="0" w:color="D3D3D3"/>
+              <w:start w:val="single" w:space="0" w:color="D3D3D3"/>
+              <w:end w:val="single" w:space="0" w:color="D3D3D3"/>
+            </w:tcBorders>
+          </w:tcPr>
+          <w:p>
+            <w:pPr>
+              <w:spacing w:before="0" w:after="60"/>
+              <w:keepNext/>
+              <w:jc w:val="start"/>
+            </w:pPr>
+            <w:r>
+              <w:rPr>
+                <w:rFonts w:ascii="Calibri" w:hAnsi="Calibri"/>
+                <w:sz w:val="20"/>
+                <w:b w:val="true"/>
+              </w:rPr>
+              <w:t xml:space="default">LIBRA2 score</w:t>
+            </w:r>
+          </w:p>
+        </w:tc>
+        <w:tc>
+          <w:tcPr>
+            <w:tcBorders>
+              <w:top w:val="single" w:space="0" w:color="D3D3D3"/>
+              <w:bottom w:val="single" w:space="0" w:color="D3D3D3"/>
+              <w:start w:val="single" w:space="0" w:color="D3D3D3"/>
+              <w:end w:val="single" w:space="0" w:color="D3D3D3"/>
+            </w:tcBorders>
+          </w:tcPr>
+          <w:p>
+            <w:pPr>
+              <w:spacing w:before="0" w:after="60"/>
+              <w:keepNext/>
+              <w:jc w:val="center"/>
+            </w:pPr>
+            <w:r>
+              <w:rPr>
+                <w:rFonts w:ascii="Calibri" w:hAnsi="Calibri"/>
+                <w:sz w:val="20"/>
+              </w:rPr>
+              <w:t xml:space="default">3.3 (4.0)</w:t>
+            </w:r>
+          </w:p>
+        </w:tc>
+        <w:tc>
+          <w:tcPr>
+            <w:tcBorders>
+              <w:top w:val="single" w:space="0" w:color="D3D3D3"/>
+              <w:bottom w:val="single" w:space="0" w:color="D3D3D3"/>
+              <w:start w:val="single" w:space="0" w:color="D3D3D3"/>
+              <w:end w:val="single" w:space="0" w:color="D3D3D3"/>
+            </w:tcBorders>
+          </w:tcPr>
+          <w:p>
+            <w:pPr>
+              <w:spacing w:before="0" w:after="60"/>
+              <w:keepNext/>
+              <w:jc w:val="center"/>
+            </w:pPr>
+            <w:r>
+              <w:rPr>
+                <w:rFonts w:ascii="Calibri" w:hAnsi="Calibri"/>
+                <w:sz w:val="20"/>
+              </w:rPr>
+              <w:t xml:space="default">2.8 (4.1)</w:t>
+            </w:r>
+          </w:p>
+        </w:tc>
+        <w:tc>
+          <w:tcPr>
+            <w:tcBorders>
+              <w:top w:val="single" w:space="0" w:color="D3D3D3"/>
+              <w:bottom w:val="single" w:space="0" w:color="D3D3D3"/>
+              <w:start w:val="single" w:space="0" w:color="D3D3D3"/>
+              <w:end w:val="single" w:space="0" w:color="D3D3D3"/>
+            </w:tcBorders>
+          </w:tcPr>
+          <w:p>
+            <w:pPr>
+              <w:spacing w:before="0" w:after="60"/>
+              <w:keepNext/>
+              <w:jc w:val="center"/>
+            </w:pPr>
+            <w:r>
+              <w:rPr>
+                <w:rFonts w:ascii="Calibri" w:hAnsi="Calibri"/>
+                <w:sz w:val="20"/>
+              </w:rPr>
+              <w:t xml:space="default">4.3 (3.6)</w:t>
+            </w:r>
+          </w:p>
+        </w:tc>
+        <w:tc>
+          <w:tcPr>
+            <w:tcBorders>
+              <w:top w:val="single" w:space="0" w:color="D3D3D3"/>
+              <w:bottom w:val="single" w:space="0" w:color="D3D3D3"/>
+              <w:start w:val="single" w:space="0" w:color="D3D3D3"/>
+              <w:end w:val="single" w:space="0" w:color="D3D3D3"/>
+            </w:tcBorders>
+          </w:tcPr>
+          <w:p>
+            <w:pPr>
+              <w:spacing w:before="0" w:after="60"/>
+              <w:keepNext/>
+              <w:jc w:val="center"/>
+            </w:pPr>
+            <w:r>
+              <w:rPr>
+                <w:rFonts w:ascii="Calibri" w:hAnsi="Calibri"/>
+                <w:sz w:val="20"/>
+              </w:rPr>
+              <w:t xml:space="default">4.6 (4.4)</w:t>
+            </w:r>
+          </w:p>
+        </w:tc>
+        <w:tc>
+          <w:tcPr>
+            <w:tcBorders>
+              <w:top w:val="single" w:space="0" w:color="D3D3D3"/>
+              <w:bottom w:val="single" w:space="0" w:color="D3D3D3"/>
+              <w:start w:val="single" w:space="0" w:color="D3D3D3"/>
+              <w:end w:val="single" w:space="0" w:color="D3D3D3"/>
+            </w:tcBorders>
+          </w:tcPr>
+          <w:p>
+            <w:pPr>
+              <w:spacing w:before="0" w:after="60"/>
+              <w:keepNext/>
+              <w:jc w:val="center"/>
+            </w:pPr>
+            <w:r>
+              <w:rPr>
+                <w:rFonts w:ascii="Calibri" w:hAnsi="Calibri"/>
+                <w:sz w:val="20"/>
+              </w:rPr>
+              <w:t xml:space="default">0.022</w:t>
+            </w:r>
+          </w:p>
+        </w:tc>
+      </w:tr>
+      <w:tr>
+        <w:trPr>
+          <w:cantSplit/>
+        </w:trPr>
+        <w:tc>
+          <w:tcPr>
+            <w:tcBorders>
               <w:top w:val="single" w:sz="16" w:space="0" w:color="D3D3D3"/>
               <w:bottom w:val="single" w:sz="16" w:space="0" w:color="D3D3D3"/>
               <w:start w:val="single" w:space="0" w:color="D3D3D3"/>
@@ -2861,7 +3645,1691 @@
                 <w:rFonts w:ascii="Calibri" w:hAnsi="Calibri"/>
                 <w:sz w:val="20"/>
               </w:rPr>
-              <w:t xml:space="preserve">Baseline Biomarkers</w:t>
+              <w:t xml:space="preserve">Risk indicator burden</w:t>
+            </w:r>
+          </w:p>
+        </w:tc>
+      </w:tr>
+      <w:tr>
+        <w:trPr>
+          <w:cantSplit/>
+        </w:trPr>
+        <w:tc>
+          <w:tcPr>
+            <w:tcBorders>
+              <w:top w:val="single" w:space="0" w:color="D3D3D3"/>
+              <w:bottom w:val="single" w:space="0" w:color="D3D3D3"/>
+              <w:start w:val="single" w:space="0" w:color="D3D3D3"/>
+              <w:end w:val="single" w:space="0" w:color="D3D3D3"/>
+            </w:tcBorders>
+          </w:tcPr>
+          <w:p>
+            <w:pPr>
+              <w:spacing w:before="0" w:after="60"/>
+              <w:keepNext/>
+              <w:jc w:val="start"/>
+            </w:pPr>
+            <w:r>
+              <w:rPr>
+                <w:rFonts w:ascii="Calibri" w:hAnsi="Calibri"/>
+                <w:sz w:val="20"/>
+                <w:b w:val="true"/>
+              </w:rPr>
+              <w:t xml:space="default">CogDrisk</w:t>
+            </w:r>
+          </w:p>
+        </w:tc>
+        <w:tc>
+          <w:tcPr>
+            <w:tcBorders>
+              <w:top w:val="single" w:space="0" w:color="D3D3D3"/>
+              <w:bottom w:val="single" w:space="0" w:color="D3D3D3"/>
+              <w:start w:val="single" w:space="0" w:color="D3D3D3"/>
+              <w:end w:val="single" w:space="0" w:color="D3D3D3"/>
+            </w:tcBorders>
+          </w:tcPr>
+          <w:p>
+            <w:pPr>
+              <w:spacing w:before="0" w:after="60"/>
+              <w:keepNext/>
+              <w:jc w:val="center"/>
+            </w:pPr>
+            <w:r>
+              <w:rPr>
+                <w:rFonts w:ascii="Calibri" w:hAnsi="Calibri"/>
+                <w:sz w:val="20"/>
+              </w:rPr>
+              <w:t xml:space="default"/>
+            </w:r>
+          </w:p>
+        </w:tc>
+        <w:tc>
+          <w:tcPr>
+            <w:tcBorders>
+              <w:top w:val="single" w:space="0" w:color="D3D3D3"/>
+              <w:bottom w:val="single" w:space="0" w:color="D3D3D3"/>
+              <w:start w:val="single" w:space="0" w:color="D3D3D3"/>
+              <w:end w:val="single" w:space="0" w:color="D3D3D3"/>
+            </w:tcBorders>
+          </w:tcPr>
+          <w:p>
+            <w:pPr>
+              <w:spacing w:before="0" w:after="60"/>
+              <w:keepNext/>
+              <w:jc w:val="center"/>
+            </w:pPr>
+            <w:r>
+              <w:rPr>
+                <w:rFonts w:ascii="Calibri" w:hAnsi="Calibri"/>
+                <w:sz w:val="20"/>
+              </w:rPr>
+              <w:t xml:space="default"/>
+            </w:r>
+          </w:p>
+        </w:tc>
+        <w:tc>
+          <w:tcPr>
+            <w:tcBorders>
+              <w:top w:val="single" w:space="0" w:color="D3D3D3"/>
+              <w:bottom w:val="single" w:space="0" w:color="D3D3D3"/>
+              <w:start w:val="single" w:space="0" w:color="D3D3D3"/>
+              <w:end w:val="single" w:space="0" w:color="D3D3D3"/>
+            </w:tcBorders>
+          </w:tcPr>
+          <w:p>
+            <w:pPr>
+              <w:spacing w:before="0" w:after="60"/>
+              <w:keepNext/>
+              <w:jc w:val="center"/>
+            </w:pPr>
+            <w:r>
+              <w:rPr>
+                <w:rFonts w:ascii="Calibri" w:hAnsi="Calibri"/>
+                <w:sz w:val="20"/>
+              </w:rPr>
+              <w:t xml:space="default"/>
+            </w:r>
+          </w:p>
+        </w:tc>
+        <w:tc>
+          <w:tcPr>
+            <w:tcBorders>
+              <w:top w:val="single" w:space="0" w:color="D3D3D3"/>
+              <w:bottom w:val="single" w:space="0" w:color="D3D3D3"/>
+              <w:start w:val="single" w:space="0" w:color="D3D3D3"/>
+              <w:end w:val="single" w:space="0" w:color="D3D3D3"/>
+            </w:tcBorders>
+          </w:tcPr>
+          <w:p>
+            <w:pPr>
+              <w:spacing w:before="0" w:after="60"/>
+              <w:keepNext/>
+              <w:jc w:val="center"/>
+            </w:pPr>
+            <w:r>
+              <w:rPr>
+                <w:rFonts w:ascii="Calibri" w:hAnsi="Calibri"/>
+                <w:sz w:val="20"/>
+              </w:rPr>
+              <w:t xml:space="default"/>
+            </w:r>
+          </w:p>
+        </w:tc>
+        <w:tc>
+          <w:tcPr>
+            <w:tcBorders>
+              <w:top w:val="single" w:space="0" w:color="D3D3D3"/>
+              <w:bottom w:val="single" w:space="0" w:color="D3D3D3"/>
+              <w:start w:val="single" w:space="0" w:color="D3D3D3"/>
+              <w:end w:val="single" w:space="0" w:color="D3D3D3"/>
+            </w:tcBorders>
+          </w:tcPr>
+          <w:p>
+            <w:pPr>
+              <w:spacing w:before="0" w:after="60"/>
+              <w:keepNext/>
+              <w:jc w:val="center"/>
+            </w:pPr>
+            <w:r>
+              <w:rPr>
+                <w:rFonts w:ascii="Calibri" w:hAnsi="Calibri"/>
+                <w:sz w:val="20"/>
+              </w:rPr>
+              <w:t xml:space="default">0.8</w:t>
+            </w:r>
+          </w:p>
+        </w:tc>
+      </w:tr>
+      <w:tr>
+        <w:trPr>
+          <w:cantSplit/>
+        </w:trPr>
+        <w:tc>
+          <w:tcPr>
+            <w:tcBorders>
+              <w:top w:val="single" w:space="0" w:color="D3D3D3"/>
+              <w:bottom w:val="single" w:space="0" w:color="D3D3D3"/>
+              <w:start w:val="single" w:space="0" w:color="D3D3D3"/>
+              <w:end w:val="single" w:space="0" w:color="D3D3D3"/>
+            </w:tcBorders>
+          </w:tcPr>
+          <w:p>
+            <w:pPr>
+              <w:spacing w:before="0" w:after="60"/>
+              <w:keepNext/>
+              <w:jc w:val="start"/>
+            </w:pPr>
+            <w:r>
+              <w:rPr>
+                <w:rFonts w:ascii="Calibri" w:hAnsi="Calibri"/>
+                <w:sz w:val="20"/>
+                <w:i/>
+              </w:rPr>
+              <w:t xml:space="default">    0</w:t>
+            </w:r>
+          </w:p>
+        </w:tc>
+        <w:tc>
+          <w:tcPr>
+            <w:tcBorders>
+              <w:top w:val="single" w:space="0" w:color="D3D3D3"/>
+              <w:bottom w:val="single" w:space="0" w:color="D3D3D3"/>
+              <w:start w:val="single" w:space="0" w:color="D3D3D3"/>
+              <w:end w:val="single" w:space="0" w:color="D3D3D3"/>
+            </w:tcBorders>
+          </w:tcPr>
+          <w:p>
+            <w:pPr>
+              <w:spacing w:before="0" w:after="60"/>
+              <w:keepNext/>
+              <w:jc w:val="center"/>
+            </w:pPr>
+            <w:r>
+              <w:rPr>
+                <w:rFonts w:ascii="Calibri" w:hAnsi="Calibri"/>
+                <w:sz w:val="20"/>
+              </w:rPr>
+              <w:t xml:space="default">78 (30%)</w:t>
+            </w:r>
+          </w:p>
+        </w:tc>
+        <w:tc>
+          <w:tcPr>
+            <w:tcBorders>
+              <w:top w:val="single" w:space="0" w:color="D3D3D3"/>
+              <w:bottom w:val="single" w:space="0" w:color="D3D3D3"/>
+              <w:start w:val="single" w:space="0" w:color="D3D3D3"/>
+              <w:end w:val="single" w:space="0" w:color="D3D3D3"/>
+            </w:tcBorders>
+          </w:tcPr>
+          <w:p>
+            <w:pPr>
+              <w:spacing w:before="0" w:after="60"/>
+              <w:keepNext/>
+              <w:jc w:val="center"/>
+            </w:pPr>
+            <w:r>
+              <w:rPr>
+                <w:rFonts w:ascii="Calibri" w:hAnsi="Calibri"/>
+                <w:sz w:val="20"/>
+              </w:rPr>
+              <w:t xml:space="default">59 (32%)</w:t>
+            </w:r>
+          </w:p>
+        </w:tc>
+        <w:tc>
+          <w:tcPr>
+            <w:tcBorders>
+              <w:top w:val="single" w:space="0" w:color="D3D3D3"/>
+              <w:bottom w:val="single" w:space="0" w:color="D3D3D3"/>
+              <w:start w:val="single" w:space="0" w:color="D3D3D3"/>
+              <w:end w:val="single" w:space="0" w:color="D3D3D3"/>
+            </w:tcBorders>
+          </w:tcPr>
+          <w:p>
+            <w:pPr>
+              <w:spacing w:before="0" w:after="60"/>
+              <w:keepNext/>
+              <w:jc w:val="center"/>
+            </w:pPr>
+            <w:r>
+              <w:rPr>
+                <w:rFonts w:ascii="Calibri" w:hAnsi="Calibri"/>
+                <w:sz w:val="20"/>
+              </w:rPr>
+              <w:t xml:space="default">19 (26%)</w:t>
+            </w:r>
+          </w:p>
+        </w:tc>
+        <w:tc>
+          <w:tcPr>
+            <w:tcBorders>
+              <w:top w:val="single" w:space="0" w:color="D3D3D3"/>
+              <w:bottom w:val="single" w:space="0" w:color="D3D3D3"/>
+              <w:start w:val="single" w:space="0" w:color="D3D3D3"/>
+              <w:end w:val="single" w:space="0" w:color="D3D3D3"/>
+            </w:tcBorders>
+          </w:tcPr>
+          <w:p>
+            <w:pPr>
+              <w:spacing w:before="0" w:after="60"/>
+              <w:keepNext/>
+              <w:jc w:val="center"/>
+            </w:pPr>
+            <w:r>
+              <w:rPr>
+                <w:rFonts w:ascii="Calibri" w:hAnsi="Calibri"/>
+                <w:sz w:val="20"/>
+              </w:rPr>
+              <w:t xml:space="default">0 (0%)</w:t>
+            </w:r>
+          </w:p>
+        </w:tc>
+        <w:tc>
+          <w:tcPr>
+            <w:tcBorders>
+              <w:top w:val="single" w:space="0" w:color="D3D3D3"/>
+              <w:bottom w:val="single" w:space="0" w:color="D3D3D3"/>
+              <w:start w:val="single" w:space="0" w:color="D3D3D3"/>
+              <w:end w:val="single" w:space="0" w:color="D3D3D3"/>
+            </w:tcBorders>
+          </w:tcPr>
+          <w:p>
+            <w:pPr>
+              <w:spacing w:before="0" w:after="60"/>
+              <w:keepNext/>
+              <w:jc w:val="center"/>
+            </w:pPr>
+            <w:r>
+              <w:rPr>
+                <w:rFonts w:ascii="Calibri" w:hAnsi="Calibri"/>
+                <w:sz w:val="20"/>
+              </w:rPr>
+              <w:t xml:space="default"/>
+            </w:r>
+          </w:p>
+        </w:tc>
+      </w:tr>
+      <w:tr>
+        <w:trPr>
+          <w:cantSplit/>
+        </w:trPr>
+        <w:tc>
+          <w:tcPr>
+            <w:tcBorders>
+              <w:top w:val="single" w:space="0" w:color="D3D3D3"/>
+              <w:bottom w:val="single" w:space="0" w:color="D3D3D3"/>
+              <w:start w:val="single" w:space="0" w:color="D3D3D3"/>
+              <w:end w:val="single" w:space="0" w:color="D3D3D3"/>
+            </w:tcBorders>
+          </w:tcPr>
+          <w:p>
+            <w:pPr>
+              <w:spacing w:before="0" w:after="60"/>
+              <w:keepNext/>
+              <w:jc w:val="start"/>
+            </w:pPr>
+            <w:r>
+              <w:rPr>
+                <w:rFonts w:ascii="Calibri" w:hAnsi="Calibri"/>
+                <w:sz w:val="20"/>
+                <w:i/>
+              </w:rPr>
+              <w:t xml:space="default">    1</w:t>
+            </w:r>
+          </w:p>
+        </w:tc>
+        <w:tc>
+          <w:tcPr>
+            <w:tcBorders>
+              <w:top w:val="single" w:space="0" w:color="D3D3D3"/>
+              <w:bottom w:val="single" w:space="0" w:color="D3D3D3"/>
+              <w:start w:val="single" w:space="0" w:color="D3D3D3"/>
+              <w:end w:val="single" w:space="0" w:color="D3D3D3"/>
+            </w:tcBorders>
+          </w:tcPr>
+          <w:p>
+            <w:pPr>
+              <w:spacing w:before="0" w:after="60"/>
+              <w:keepNext/>
+              <w:jc w:val="center"/>
+            </w:pPr>
+            <w:r>
+              <w:rPr>
+                <w:rFonts w:ascii="Calibri" w:hAnsi="Calibri"/>
+                <w:sz w:val="20"/>
+              </w:rPr>
+              <w:t xml:space="default">117 (45%)</w:t>
+            </w:r>
+          </w:p>
+        </w:tc>
+        <w:tc>
+          <w:tcPr>
+            <w:tcBorders>
+              <w:top w:val="single" w:space="0" w:color="D3D3D3"/>
+              <w:bottom w:val="single" w:space="0" w:color="D3D3D3"/>
+              <w:start w:val="single" w:space="0" w:color="D3D3D3"/>
+              <w:end w:val="single" w:space="0" w:color="D3D3D3"/>
+            </w:tcBorders>
+          </w:tcPr>
+          <w:p>
+            <w:pPr>
+              <w:spacing w:before="0" w:after="60"/>
+              <w:keepNext/>
+              <w:jc w:val="center"/>
+            </w:pPr>
+            <w:r>
+              <w:rPr>
+                <w:rFonts w:ascii="Calibri" w:hAnsi="Calibri"/>
+                <w:sz w:val="20"/>
+              </w:rPr>
+              <w:t xml:space="default">82 (45%)</w:t>
+            </w:r>
+          </w:p>
+        </w:tc>
+        <w:tc>
+          <w:tcPr>
+            <w:tcBorders>
+              <w:top w:val="single" w:space="0" w:color="D3D3D3"/>
+              <w:bottom w:val="single" w:space="0" w:color="D3D3D3"/>
+              <w:start w:val="single" w:space="0" w:color="D3D3D3"/>
+              <w:end w:val="single" w:space="0" w:color="D3D3D3"/>
+            </w:tcBorders>
+          </w:tcPr>
+          <w:p>
+            <w:pPr>
+              <w:spacing w:before="0" w:after="60"/>
+              <w:keepNext/>
+              <w:jc w:val="center"/>
+            </w:pPr>
+            <w:r>
+              <w:rPr>
+                <w:rFonts w:ascii="Calibri" w:hAnsi="Calibri"/>
+                <w:sz w:val="20"/>
+              </w:rPr>
+              <w:t xml:space="default">31 (43%)</w:t>
+            </w:r>
+          </w:p>
+        </w:tc>
+        <w:tc>
+          <w:tcPr>
+            <w:tcBorders>
+              <w:top w:val="single" w:space="0" w:color="D3D3D3"/>
+              <w:bottom w:val="single" w:space="0" w:color="D3D3D3"/>
+              <w:start w:val="single" w:space="0" w:color="D3D3D3"/>
+              <w:end w:val="single" w:space="0" w:color="D3D3D3"/>
+            </w:tcBorders>
+          </w:tcPr>
+          <w:p>
+            <w:pPr>
+              <w:spacing w:before="0" w:after="60"/>
+              <w:keepNext/>
+              <w:jc w:val="center"/>
+            </w:pPr>
+            <w:r>
+              <w:rPr>
+                <w:rFonts w:ascii="Calibri" w:hAnsi="Calibri"/>
+                <w:sz w:val="20"/>
+              </w:rPr>
+              <w:t xml:space="default">4 (80%)</w:t>
+            </w:r>
+          </w:p>
+        </w:tc>
+        <w:tc>
+          <w:tcPr>
+            <w:tcBorders>
+              <w:top w:val="single" w:space="0" w:color="D3D3D3"/>
+              <w:bottom w:val="single" w:space="0" w:color="D3D3D3"/>
+              <w:start w:val="single" w:space="0" w:color="D3D3D3"/>
+              <w:end w:val="single" w:space="0" w:color="D3D3D3"/>
+            </w:tcBorders>
+          </w:tcPr>
+          <w:p>
+            <w:pPr>
+              <w:spacing w:before="0" w:after="60"/>
+              <w:keepNext/>
+              <w:jc w:val="center"/>
+            </w:pPr>
+            <w:r>
+              <w:rPr>
+                <w:rFonts w:ascii="Calibri" w:hAnsi="Calibri"/>
+                <w:sz w:val="20"/>
+              </w:rPr>
+              <w:t xml:space="default"/>
+            </w:r>
+          </w:p>
+        </w:tc>
+      </w:tr>
+      <w:tr>
+        <w:trPr>
+          <w:cantSplit/>
+        </w:trPr>
+        <w:tc>
+          <w:tcPr>
+            <w:tcBorders>
+              <w:top w:val="single" w:space="0" w:color="D3D3D3"/>
+              <w:bottom w:val="single" w:space="0" w:color="D3D3D3"/>
+              <w:start w:val="single" w:space="0" w:color="D3D3D3"/>
+              <w:end w:val="single" w:space="0" w:color="D3D3D3"/>
+            </w:tcBorders>
+          </w:tcPr>
+          <w:p>
+            <w:pPr>
+              <w:spacing w:before="0" w:after="60"/>
+              <w:keepNext/>
+              <w:jc w:val="start"/>
+            </w:pPr>
+            <w:r>
+              <w:rPr>
+                <w:rFonts w:ascii="Calibri" w:hAnsi="Calibri"/>
+                <w:sz w:val="20"/>
+                <w:i/>
+              </w:rPr>
+              <w:t xml:space="default">    2</w:t>
+            </w:r>
+          </w:p>
+        </w:tc>
+        <w:tc>
+          <w:tcPr>
+            <w:tcBorders>
+              <w:top w:val="single" w:space="0" w:color="D3D3D3"/>
+              <w:bottom w:val="single" w:space="0" w:color="D3D3D3"/>
+              <w:start w:val="single" w:space="0" w:color="D3D3D3"/>
+              <w:end w:val="single" w:space="0" w:color="D3D3D3"/>
+            </w:tcBorders>
+          </w:tcPr>
+          <w:p>
+            <w:pPr>
+              <w:spacing w:before="0" w:after="60"/>
+              <w:keepNext/>
+              <w:jc w:val="center"/>
+            </w:pPr>
+            <w:r>
+              <w:rPr>
+                <w:rFonts w:ascii="Calibri" w:hAnsi="Calibri"/>
+                <w:sz w:val="20"/>
+              </w:rPr>
+              <w:t xml:space="default">58 (22%)</w:t>
+            </w:r>
+          </w:p>
+        </w:tc>
+        <w:tc>
+          <w:tcPr>
+            <w:tcBorders>
+              <w:top w:val="single" w:space="0" w:color="D3D3D3"/>
+              <w:bottom w:val="single" w:space="0" w:color="D3D3D3"/>
+              <w:start w:val="single" w:space="0" w:color="D3D3D3"/>
+              <w:end w:val="single" w:space="0" w:color="D3D3D3"/>
+            </w:tcBorders>
+          </w:tcPr>
+          <w:p>
+            <w:pPr>
+              <w:spacing w:before="0" w:after="60"/>
+              <w:keepNext/>
+              <w:jc w:val="center"/>
+            </w:pPr>
+            <w:r>
+              <w:rPr>
+                <w:rFonts w:ascii="Calibri" w:hAnsi="Calibri"/>
+                <w:sz w:val="20"/>
+              </w:rPr>
+              <w:t xml:space="default">38 (21%)</w:t>
+            </w:r>
+          </w:p>
+        </w:tc>
+        <w:tc>
+          <w:tcPr>
+            <w:tcBorders>
+              <w:top w:val="single" w:space="0" w:color="D3D3D3"/>
+              <w:bottom w:val="single" w:space="0" w:color="D3D3D3"/>
+              <w:start w:val="single" w:space="0" w:color="D3D3D3"/>
+              <w:end w:val="single" w:space="0" w:color="D3D3D3"/>
+            </w:tcBorders>
+          </w:tcPr>
+          <w:p>
+            <w:pPr>
+              <w:spacing w:before="0" w:after="60"/>
+              <w:keepNext/>
+              <w:jc w:val="center"/>
+            </w:pPr>
+            <w:r>
+              <w:rPr>
+                <w:rFonts w:ascii="Calibri" w:hAnsi="Calibri"/>
+                <w:sz w:val="20"/>
+              </w:rPr>
+              <w:t xml:space="default">19 (26%)</w:t>
+            </w:r>
+          </w:p>
+        </w:tc>
+        <w:tc>
+          <w:tcPr>
+            <w:tcBorders>
+              <w:top w:val="single" w:space="0" w:color="D3D3D3"/>
+              <w:bottom w:val="single" w:space="0" w:color="D3D3D3"/>
+              <w:start w:val="single" w:space="0" w:color="D3D3D3"/>
+              <w:end w:val="single" w:space="0" w:color="D3D3D3"/>
+            </w:tcBorders>
+          </w:tcPr>
+          <w:p>
+            <w:pPr>
+              <w:spacing w:before="0" w:after="60"/>
+              <w:keepNext/>
+              <w:jc w:val="center"/>
+            </w:pPr>
+            <w:r>
+              <w:rPr>
+                <w:rFonts w:ascii="Calibri" w:hAnsi="Calibri"/>
+                <w:sz w:val="20"/>
+              </w:rPr>
+              <w:t xml:space="default">1 (20%)</w:t>
+            </w:r>
+          </w:p>
+        </w:tc>
+        <w:tc>
+          <w:tcPr>
+            <w:tcBorders>
+              <w:top w:val="single" w:space="0" w:color="D3D3D3"/>
+              <w:bottom w:val="single" w:space="0" w:color="D3D3D3"/>
+              <w:start w:val="single" w:space="0" w:color="D3D3D3"/>
+              <w:end w:val="single" w:space="0" w:color="D3D3D3"/>
+            </w:tcBorders>
+          </w:tcPr>
+          <w:p>
+            <w:pPr>
+              <w:spacing w:before="0" w:after="60"/>
+              <w:keepNext/>
+              <w:jc w:val="center"/>
+            </w:pPr>
+            <w:r>
+              <w:rPr>
+                <w:rFonts w:ascii="Calibri" w:hAnsi="Calibri"/>
+                <w:sz w:val="20"/>
+              </w:rPr>
+              <w:t xml:space="default"/>
+            </w:r>
+          </w:p>
+        </w:tc>
+      </w:tr>
+      <w:tr>
+        <w:trPr>
+          <w:cantSplit/>
+        </w:trPr>
+        <w:tc>
+          <w:tcPr>
+            <w:tcBorders>
+              <w:top w:val="single" w:space="0" w:color="D3D3D3"/>
+              <w:bottom w:val="single" w:space="0" w:color="D3D3D3"/>
+              <w:start w:val="single" w:space="0" w:color="D3D3D3"/>
+              <w:end w:val="single" w:space="0" w:color="D3D3D3"/>
+            </w:tcBorders>
+          </w:tcPr>
+          <w:p>
+            <w:pPr>
+              <w:spacing w:before="0" w:after="60"/>
+              <w:keepNext/>
+              <w:jc w:val="start"/>
+            </w:pPr>
+            <w:r>
+              <w:rPr>
+                <w:rFonts w:ascii="Calibri" w:hAnsi="Calibri"/>
+                <w:sz w:val="20"/>
+                <w:i/>
+              </w:rPr>
+              <w:t xml:space="default">    3</w:t>
+            </w:r>
+          </w:p>
+        </w:tc>
+        <w:tc>
+          <w:tcPr>
+            <w:tcBorders>
+              <w:top w:val="single" w:space="0" w:color="D3D3D3"/>
+              <w:bottom w:val="single" w:space="0" w:color="D3D3D3"/>
+              <w:start w:val="single" w:space="0" w:color="D3D3D3"/>
+              <w:end w:val="single" w:space="0" w:color="D3D3D3"/>
+            </w:tcBorders>
+          </w:tcPr>
+          <w:p>
+            <w:pPr>
+              <w:spacing w:before="0" w:after="60"/>
+              <w:keepNext/>
+              <w:jc w:val="center"/>
+            </w:pPr>
+            <w:r>
+              <w:rPr>
+                <w:rFonts w:ascii="Calibri" w:hAnsi="Calibri"/>
+                <w:sz w:val="20"/>
+              </w:rPr>
+              <w:t xml:space="default">6 (2.3%)</w:t>
+            </w:r>
+          </w:p>
+        </w:tc>
+        <w:tc>
+          <w:tcPr>
+            <w:tcBorders>
+              <w:top w:val="single" w:space="0" w:color="D3D3D3"/>
+              <w:bottom w:val="single" w:space="0" w:color="D3D3D3"/>
+              <w:start w:val="single" w:space="0" w:color="D3D3D3"/>
+              <w:end w:val="single" w:space="0" w:color="D3D3D3"/>
+            </w:tcBorders>
+          </w:tcPr>
+          <w:p>
+            <w:pPr>
+              <w:spacing w:before="0" w:after="60"/>
+              <w:keepNext/>
+              <w:jc w:val="center"/>
+            </w:pPr>
+            <w:r>
+              <w:rPr>
+                <w:rFonts w:ascii="Calibri" w:hAnsi="Calibri"/>
+                <w:sz w:val="20"/>
+              </w:rPr>
+              <w:t xml:space="default">4 (2.2%)</w:t>
+            </w:r>
+          </w:p>
+        </w:tc>
+        <w:tc>
+          <w:tcPr>
+            <w:tcBorders>
+              <w:top w:val="single" w:space="0" w:color="D3D3D3"/>
+              <w:bottom w:val="single" w:space="0" w:color="D3D3D3"/>
+              <w:start w:val="single" w:space="0" w:color="D3D3D3"/>
+              <w:end w:val="single" w:space="0" w:color="D3D3D3"/>
+            </w:tcBorders>
+          </w:tcPr>
+          <w:p>
+            <w:pPr>
+              <w:spacing w:before="0" w:after="60"/>
+              <w:keepNext/>
+              <w:jc w:val="center"/>
+            </w:pPr>
+            <w:r>
+              <w:rPr>
+                <w:rFonts w:ascii="Calibri" w:hAnsi="Calibri"/>
+                <w:sz w:val="20"/>
+              </w:rPr>
+              <w:t xml:space="default">2 (2.8%)</w:t>
+            </w:r>
+          </w:p>
+        </w:tc>
+        <w:tc>
+          <w:tcPr>
+            <w:tcBorders>
+              <w:top w:val="single" w:space="0" w:color="D3D3D3"/>
+              <w:bottom w:val="single" w:space="0" w:color="D3D3D3"/>
+              <w:start w:val="single" w:space="0" w:color="D3D3D3"/>
+              <w:end w:val="single" w:space="0" w:color="D3D3D3"/>
+            </w:tcBorders>
+          </w:tcPr>
+          <w:p>
+            <w:pPr>
+              <w:spacing w:before="0" w:after="60"/>
+              <w:keepNext/>
+              <w:jc w:val="center"/>
+            </w:pPr>
+            <w:r>
+              <w:rPr>
+                <w:rFonts w:ascii="Calibri" w:hAnsi="Calibri"/>
+                <w:sz w:val="20"/>
+              </w:rPr>
+              <w:t xml:space="default">0 (0%)</w:t>
+            </w:r>
+          </w:p>
+        </w:tc>
+        <w:tc>
+          <w:tcPr>
+            <w:tcBorders>
+              <w:top w:val="single" w:space="0" w:color="D3D3D3"/>
+              <w:bottom w:val="single" w:space="0" w:color="D3D3D3"/>
+              <w:start w:val="single" w:space="0" w:color="D3D3D3"/>
+              <w:end w:val="single" w:space="0" w:color="D3D3D3"/>
+            </w:tcBorders>
+          </w:tcPr>
+          <w:p>
+            <w:pPr>
+              <w:spacing w:before="0" w:after="60"/>
+              <w:keepNext/>
+              <w:jc w:val="center"/>
+            </w:pPr>
+            <w:r>
+              <w:rPr>
+                <w:rFonts w:ascii="Calibri" w:hAnsi="Calibri"/>
+                <w:sz w:val="20"/>
+              </w:rPr>
+              <w:t xml:space="default"/>
+            </w:r>
+          </w:p>
+        </w:tc>
+      </w:tr>
+      <w:tr>
+        <w:trPr>
+          <w:cantSplit/>
+        </w:trPr>
+        <w:tc>
+          <w:tcPr>
+            <w:tcBorders>
+              <w:top w:val="single" w:space="0" w:color="D3D3D3"/>
+              <w:bottom w:val="single" w:space="0" w:color="D3D3D3"/>
+              <w:start w:val="single" w:space="0" w:color="D3D3D3"/>
+              <w:end w:val="single" w:space="0" w:color="D3D3D3"/>
+            </w:tcBorders>
+          </w:tcPr>
+          <w:p>
+            <w:pPr>
+              <w:spacing w:before="0" w:after="60"/>
+              <w:keepNext/>
+              <w:jc w:val="start"/>
+            </w:pPr>
+            <w:r>
+              <w:rPr>
+                <w:rFonts w:ascii="Calibri" w:hAnsi="Calibri"/>
+                <w:sz w:val="20"/>
+                <w:i/>
+              </w:rPr>
+              <w:t xml:space="default">    4</w:t>
+            </w:r>
+          </w:p>
+        </w:tc>
+        <w:tc>
+          <w:tcPr>
+            <w:tcBorders>
+              <w:top w:val="single" w:space="0" w:color="D3D3D3"/>
+              <w:bottom w:val="single" w:space="0" w:color="D3D3D3"/>
+              <w:start w:val="single" w:space="0" w:color="D3D3D3"/>
+              <w:end w:val="single" w:space="0" w:color="D3D3D3"/>
+            </w:tcBorders>
+          </w:tcPr>
+          <w:p>
+            <w:pPr>
+              <w:spacing w:before="0" w:after="60"/>
+              <w:keepNext/>
+              <w:jc w:val="center"/>
+            </w:pPr>
+            <w:r>
+              <w:rPr>
+                <w:rFonts w:ascii="Calibri" w:hAnsi="Calibri"/>
+                <w:sz w:val="20"/>
+              </w:rPr>
+              <w:t xml:space="default">2 (0.8%)</w:t>
+            </w:r>
+          </w:p>
+        </w:tc>
+        <w:tc>
+          <w:tcPr>
+            <w:tcBorders>
+              <w:top w:val="single" w:space="0" w:color="D3D3D3"/>
+              <w:bottom w:val="single" w:space="0" w:color="D3D3D3"/>
+              <w:start w:val="single" w:space="0" w:color="D3D3D3"/>
+              <w:end w:val="single" w:space="0" w:color="D3D3D3"/>
+            </w:tcBorders>
+          </w:tcPr>
+          <w:p>
+            <w:pPr>
+              <w:spacing w:before="0" w:after="60"/>
+              <w:keepNext/>
+              <w:jc w:val="center"/>
+            </w:pPr>
+            <w:r>
+              <w:rPr>
+                <w:rFonts w:ascii="Calibri" w:hAnsi="Calibri"/>
+                <w:sz w:val="20"/>
+              </w:rPr>
+              <w:t xml:space="default">1 (0.5%)</w:t>
+            </w:r>
+          </w:p>
+        </w:tc>
+        <w:tc>
+          <w:tcPr>
+            <w:tcBorders>
+              <w:top w:val="single" w:space="0" w:color="D3D3D3"/>
+              <w:bottom w:val="single" w:space="0" w:color="D3D3D3"/>
+              <w:start w:val="single" w:space="0" w:color="D3D3D3"/>
+              <w:end w:val="single" w:space="0" w:color="D3D3D3"/>
+            </w:tcBorders>
+          </w:tcPr>
+          <w:p>
+            <w:pPr>
+              <w:spacing w:before="0" w:after="60"/>
+              <w:keepNext/>
+              <w:jc w:val="center"/>
+            </w:pPr>
+            <w:r>
+              <w:rPr>
+                <w:rFonts w:ascii="Calibri" w:hAnsi="Calibri"/>
+                <w:sz w:val="20"/>
+              </w:rPr>
+              <w:t xml:space="default">1 (1.4%)</w:t>
+            </w:r>
+          </w:p>
+        </w:tc>
+        <w:tc>
+          <w:tcPr>
+            <w:tcBorders>
+              <w:top w:val="single" w:space="0" w:color="D3D3D3"/>
+              <w:bottom w:val="single" w:space="0" w:color="D3D3D3"/>
+              <w:start w:val="single" w:space="0" w:color="D3D3D3"/>
+              <w:end w:val="single" w:space="0" w:color="D3D3D3"/>
+            </w:tcBorders>
+          </w:tcPr>
+          <w:p>
+            <w:pPr>
+              <w:spacing w:before="0" w:after="60"/>
+              <w:keepNext/>
+              <w:jc w:val="center"/>
+            </w:pPr>
+            <w:r>
+              <w:rPr>
+                <w:rFonts w:ascii="Calibri" w:hAnsi="Calibri"/>
+                <w:sz w:val="20"/>
+              </w:rPr>
+              <w:t xml:space="default">0 (0%)</w:t>
+            </w:r>
+          </w:p>
+        </w:tc>
+        <w:tc>
+          <w:tcPr>
+            <w:tcBorders>
+              <w:top w:val="single" w:space="0" w:color="D3D3D3"/>
+              <w:bottom w:val="single" w:space="0" w:color="D3D3D3"/>
+              <w:start w:val="single" w:space="0" w:color="D3D3D3"/>
+              <w:end w:val="single" w:space="0" w:color="D3D3D3"/>
+            </w:tcBorders>
+          </w:tcPr>
+          <w:p>
+            <w:pPr>
+              <w:spacing w:before="0" w:after="60"/>
+              <w:keepNext/>
+              <w:jc w:val="center"/>
+            </w:pPr>
+            <w:r>
+              <w:rPr>
+                <w:rFonts w:ascii="Calibri" w:hAnsi="Calibri"/>
+                <w:sz w:val="20"/>
+              </w:rPr>
+              <w:t xml:space="default"/>
+            </w:r>
+          </w:p>
+        </w:tc>
+      </w:tr>
+      <w:tr>
+        <w:trPr>
+          <w:cantSplit/>
+        </w:trPr>
+        <w:tc>
+          <w:tcPr>
+            <w:tcBorders>
+              <w:top w:val="single" w:space="0" w:color="D3D3D3"/>
+              <w:bottom w:val="single" w:space="0" w:color="D3D3D3"/>
+              <w:start w:val="single" w:space="0" w:color="D3D3D3"/>
+              <w:end w:val="single" w:space="0" w:color="D3D3D3"/>
+            </w:tcBorders>
+          </w:tcPr>
+          <w:p>
+            <w:pPr>
+              <w:spacing w:before="0" w:after="60"/>
+              <w:keepNext/>
+              <w:jc w:val="start"/>
+            </w:pPr>
+            <w:r>
+              <w:rPr>
+                <w:rFonts w:ascii="Calibri" w:hAnsi="Calibri"/>
+                <w:sz w:val="20"/>
+                <w:b w:val="true"/>
+              </w:rPr>
+              <w:t xml:space="default">LIBRA2</w:t>
+            </w:r>
+          </w:p>
+        </w:tc>
+        <w:tc>
+          <w:tcPr>
+            <w:tcBorders>
+              <w:top w:val="single" w:space="0" w:color="D3D3D3"/>
+              <w:bottom w:val="single" w:space="0" w:color="D3D3D3"/>
+              <w:start w:val="single" w:space="0" w:color="D3D3D3"/>
+              <w:end w:val="single" w:space="0" w:color="D3D3D3"/>
+            </w:tcBorders>
+          </w:tcPr>
+          <w:p>
+            <w:pPr>
+              <w:spacing w:before="0" w:after="60"/>
+              <w:keepNext/>
+              <w:jc w:val="center"/>
+            </w:pPr>
+            <w:r>
+              <w:rPr>
+                <w:rFonts w:ascii="Calibri" w:hAnsi="Calibri"/>
+                <w:sz w:val="20"/>
+              </w:rPr>
+              <w:t xml:space="default"/>
+            </w:r>
+          </w:p>
+        </w:tc>
+        <w:tc>
+          <w:tcPr>
+            <w:tcBorders>
+              <w:top w:val="single" w:space="0" w:color="D3D3D3"/>
+              <w:bottom w:val="single" w:space="0" w:color="D3D3D3"/>
+              <w:start w:val="single" w:space="0" w:color="D3D3D3"/>
+              <w:end w:val="single" w:space="0" w:color="D3D3D3"/>
+            </w:tcBorders>
+          </w:tcPr>
+          <w:p>
+            <w:pPr>
+              <w:spacing w:before="0" w:after="60"/>
+              <w:keepNext/>
+              <w:jc w:val="center"/>
+            </w:pPr>
+            <w:r>
+              <w:rPr>
+                <w:rFonts w:ascii="Calibri" w:hAnsi="Calibri"/>
+                <w:sz w:val="20"/>
+              </w:rPr>
+              <w:t xml:space="default"/>
+            </w:r>
+          </w:p>
+        </w:tc>
+        <w:tc>
+          <w:tcPr>
+            <w:tcBorders>
+              <w:top w:val="single" w:space="0" w:color="D3D3D3"/>
+              <w:bottom w:val="single" w:space="0" w:color="D3D3D3"/>
+              <w:start w:val="single" w:space="0" w:color="D3D3D3"/>
+              <w:end w:val="single" w:space="0" w:color="D3D3D3"/>
+            </w:tcBorders>
+          </w:tcPr>
+          <w:p>
+            <w:pPr>
+              <w:spacing w:before="0" w:after="60"/>
+              <w:keepNext/>
+              <w:jc w:val="center"/>
+            </w:pPr>
+            <w:r>
+              <w:rPr>
+                <w:rFonts w:ascii="Calibri" w:hAnsi="Calibri"/>
+                <w:sz w:val="20"/>
+              </w:rPr>
+              <w:t xml:space="default"/>
+            </w:r>
+          </w:p>
+        </w:tc>
+        <w:tc>
+          <w:tcPr>
+            <w:tcBorders>
+              <w:top w:val="single" w:space="0" w:color="D3D3D3"/>
+              <w:bottom w:val="single" w:space="0" w:color="D3D3D3"/>
+              <w:start w:val="single" w:space="0" w:color="D3D3D3"/>
+              <w:end w:val="single" w:space="0" w:color="D3D3D3"/>
+            </w:tcBorders>
+          </w:tcPr>
+          <w:p>
+            <w:pPr>
+              <w:spacing w:before="0" w:after="60"/>
+              <w:keepNext/>
+              <w:jc w:val="center"/>
+            </w:pPr>
+            <w:r>
+              <w:rPr>
+                <w:rFonts w:ascii="Calibri" w:hAnsi="Calibri"/>
+                <w:sz w:val="20"/>
+              </w:rPr>
+              <w:t xml:space="default"/>
+            </w:r>
+          </w:p>
+        </w:tc>
+        <w:tc>
+          <w:tcPr>
+            <w:tcBorders>
+              <w:top w:val="single" w:space="0" w:color="D3D3D3"/>
+              <w:bottom w:val="single" w:space="0" w:color="D3D3D3"/>
+              <w:start w:val="single" w:space="0" w:color="D3D3D3"/>
+              <w:end w:val="single" w:space="0" w:color="D3D3D3"/>
+            </w:tcBorders>
+          </w:tcPr>
+          <w:p>
+            <w:pPr>
+              <w:spacing w:before="0" w:after="60"/>
+              <w:keepNext/>
+              <w:jc w:val="center"/>
+            </w:pPr>
+            <w:r>
+              <w:rPr>
+                <w:rFonts w:ascii="Calibri" w:hAnsi="Calibri"/>
+                <w:sz w:val="20"/>
+              </w:rPr>
+              <w:t xml:space="default">0.8</w:t>
+            </w:r>
+          </w:p>
+        </w:tc>
+      </w:tr>
+      <w:tr>
+        <w:trPr>
+          <w:cantSplit/>
+        </w:trPr>
+        <w:tc>
+          <w:tcPr>
+            <w:tcBorders>
+              <w:top w:val="single" w:space="0" w:color="D3D3D3"/>
+              <w:bottom w:val="single" w:space="0" w:color="D3D3D3"/>
+              <w:start w:val="single" w:space="0" w:color="D3D3D3"/>
+              <w:end w:val="single" w:space="0" w:color="D3D3D3"/>
+            </w:tcBorders>
+          </w:tcPr>
+          <w:p>
+            <w:pPr>
+              <w:spacing w:before="0" w:after="60"/>
+              <w:keepNext/>
+              <w:jc w:val="start"/>
+            </w:pPr>
+            <w:r>
+              <w:rPr>
+                <w:rFonts w:ascii="Calibri" w:hAnsi="Calibri"/>
+                <w:sz w:val="20"/>
+                <w:i/>
+              </w:rPr>
+              <w:t xml:space="default">    0</w:t>
+            </w:r>
+          </w:p>
+        </w:tc>
+        <w:tc>
+          <w:tcPr>
+            <w:tcBorders>
+              <w:top w:val="single" w:space="0" w:color="D3D3D3"/>
+              <w:bottom w:val="single" w:space="0" w:color="D3D3D3"/>
+              <w:start w:val="single" w:space="0" w:color="D3D3D3"/>
+              <w:end w:val="single" w:space="0" w:color="D3D3D3"/>
+            </w:tcBorders>
+          </w:tcPr>
+          <w:p>
+            <w:pPr>
+              <w:spacing w:before="0" w:after="60"/>
+              <w:keepNext/>
+              <w:jc w:val="center"/>
+            </w:pPr>
+            <w:r>
+              <w:rPr>
+                <w:rFonts w:ascii="Calibri" w:hAnsi="Calibri"/>
+                <w:sz w:val="20"/>
+              </w:rPr>
+              <w:t xml:space="default">78 (30%)</w:t>
+            </w:r>
+          </w:p>
+        </w:tc>
+        <w:tc>
+          <w:tcPr>
+            <w:tcBorders>
+              <w:top w:val="single" w:space="0" w:color="D3D3D3"/>
+              <w:bottom w:val="single" w:space="0" w:color="D3D3D3"/>
+              <w:start w:val="single" w:space="0" w:color="D3D3D3"/>
+              <w:end w:val="single" w:space="0" w:color="D3D3D3"/>
+            </w:tcBorders>
+          </w:tcPr>
+          <w:p>
+            <w:pPr>
+              <w:spacing w:before="0" w:after="60"/>
+              <w:keepNext/>
+              <w:jc w:val="center"/>
+            </w:pPr>
+            <w:r>
+              <w:rPr>
+                <w:rFonts w:ascii="Calibri" w:hAnsi="Calibri"/>
+                <w:sz w:val="20"/>
+              </w:rPr>
+              <w:t xml:space="default">58 (32%)</w:t>
+            </w:r>
+          </w:p>
+        </w:tc>
+        <w:tc>
+          <w:tcPr>
+            <w:tcBorders>
+              <w:top w:val="single" w:space="0" w:color="D3D3D3"/>
+              <w:bottom w:val="single" w:space="0" w:color="D3D3D3"/>
+              <w:start w:val="single" w:space="0" w:color="D3D3D3"/>
+              <w:end w:val="single" w:space="0" w:color="D3D3D3"/>
+            </w:tcBorders>
+          </w:tcPr>
+          <w:p>
+            <w:pPr>
+              <w:spacing w:before="0" w:after="60"/>
+              <w:keepNext/>
+              <w:jc w:val="center"/>
+            </w:pPr>
+            <w:r>
+              <w:rPr>
+                <w:rFonts w:ascii="Calibri" w:hAnsi="Calibri"/>
+                <w:sz w:val="20"/>
+              </w:rPr>
+              <w:t xml:space="default">20 (28%)</w:t>
+            </w:r>
+          </w:p>
+        </w:tc>
+        <w:tc>
+          <w:tcPr>
+            <w:tcBorders>
+              <w:top w:val="single" w:space="0" w:color="D3D3D3"/>
+              <w:bottom w:val="single" w:space="0" w:color="D3D3D3"/>
+              <w:start w:val="single" w:space="0" w:color="D3D3D3"/>
+              <w:end w:val="single" w:space="0" w:color="D3D3D3"/>
+            </w:tcBorders>
+          </w:tcPr>
+          <w:p>
+            <w:pPr>
+              <w:spacing w:before="0" w:after="60"/>
+              <w:keepNext/>
+              <w:jc w:val="center"/>
+            </w:pPr>
+            <w:r>
+              <w:rPr>
+                <w:rFonts w:ascii="Calibri" w:hAnsi="Calibri"/>
+                <w:sz w:val="20"/>
+              </w:rPr>
+              <w:t xml:space="default">0 (0%)</w:t>
+            </w:r>
+          </w:p>
+        </w:tc>
+        <w:tc>
+          <w:tcPr>
+            <w:tcBorders>
+              <w:top w:val="single" w:space="0" w:color="D3D3D3"/>
+              <w:bottom w:val="single" w:space="0" w:color="D3D3D3"/>
+              <w:start w:val="single" w:space="0" w:color="D3D3D3"/>
+              <w:end w:val="single" w:space="0" w:color="D3D3D3"/>
+            </w:tcBorders>
+          </w:tcPr>
+          <w:p>
+            <w:pPr>
+              <w:spacing w:before="0" w:after="60"/>
+              <w:keepNext/>
+              <w:jc w:val="center"/>
+            </w:pPr>
+            <w:r>
+              <w:rPr>
+                <w:rFonts w:ascii="Calibri" w:hAnsi="Calibri"/>
+                <w:sz w:val="20"/>
+              </w:rPr>
+              <w:t xml:space="default"/>
+            </w:r>
+          </w:p>
+        </w:tc>
+      </w:tr>
+      <w:tr>
+        <w:trPr>
+          <w:cantSplit/>
+        </w:trPr>
+        <w:tc>
+          <w:tcPr>
+            <w:tcBorders>
+              <w:top w:val="single" w:space="0" w:color="D3D3D3"/>
+              <w:bottom w:val="single" w:space="0" w:color="D3D3D3"/>
+              <w:start w:val="single" w:space="0" w:color="D3D3D3"/>
+              <w:end w:val="single" w:space="0" w:color="D3D3D3"/>
+            </w:tcBorders>
+          </w:tcPr>
+          <w:p>
+            <w:pPr>
+              <w:spacing w:before="0" w:after="60"/>
+              <w:keepNext/>
+              <w:jc w:val="start"/>
+            </w:pPr>
+            <w:r>
+              <w:rPr>
+                <w:rFonts w:ascii="Calibri" w:hAnsi="Calibri"/>
+                <w:sz w:val="20"/>
+                <w:i/>
+              </w:rPr>
+              <w:t xml:space="default">    1</w:t>
+            </w:r>
+          </w:p>
+        </w:tc>
+        <w:tc>
+          <w:tcPr>
+            <w:tcBorders>
+              <w:top w:val="single" w:space="0" w:color="D3D3D3"/>
+              <w:bottom w:val="single" w:space="0" w:color="D3D3D3"/>
+              <w:start w:val="single" w:space="0" w:color="D3D3D3"/>
+              <w:end w:val="single" w:space="0" w:color="D3D3D3"/>
+            </w:tcBorders>
+          </w:tcPr>
+          <w:p>
+            <w:pPr>
+              <w:spacing w:before="0" w:after="60"/>
+              <w:keepNext/>
+              <w:jc w:val="center"/>
+            </w:pPr>
+            <w:r>
+              <w:rPr>
+                <w:rFonts w:ascii="Calibri" w:hAnsi="Calibri"/>
+                <w:sz w:val="20"/>
+              </w:rPr>
+              <w:t xml:space="default">113 (43%)</w:t>
+            </w:r>
+          </w:p>
+        </w:tc>
+        <w:tc>
+          <w:tcPr>
+            <w:tcBorders>
+              <w:top w:val="single" w:space="0" w:color="D3D3D3"/>
+              <w:bottom w:val="single" w:space="0" w:color="D3D3D3"/>
+              <w:start w:val="single" w:space="0" w:color="D3D3D3"/>
+              <w:end w:val="single" w:space="0" w:color="D3D3D3"/>
+            </w:tcBorders>
+          </w:tcPr>
+          <w:p>
+            <w:pPr>
+              <w:spacing w:before="0" w:after="60"/>
+              <w:keepNext/>
+              <w:jc w:val="center"/>
+            </w:pPr>
+            <w:r>
+              <w:rPr>
+                <w:rFonts w:ascii="Calibri" w:hAnsi="Calibri"/>
+                <w:sz w:val="20"/>
+              </w:rPr>
+              <w:t xml:space="default">77 (42%)</w:t>
+            </w:r>
+          </w:p>
+        </w:tc>
+        <w:tc>
+          <w:tcPr>
+            <w:tcBorders>
+              <w:top w:val="single" w:space="0" w:color="D3D3D3"/>
+              <w:bottom w:val="single" w:space="0" w:color="D3D3D3"/>
+              <w:start w:val="single" w:space="0" w:color="D3D3D3"/>
+              <w:end w:val="single" w:space="0" w:color="D3D3D3"/>
+            </w:tcBorders>
+          </w:tcPr>
+          <w:p>
+            <w:pPr>
+              <w:spacing w:before="0" w:after="60"/>
+              <w:keepNext/>
+              <w:jc w:val="center"/>
+            </w:pPr>
+            <w:r>
+              <w:rPr>
+                <w:rFonts w:ascii="Calibri" w:hAnsi="Calibri"/>
+                <w:sz w:val="20"/>
+              </w:rPr>
+              <w:t xml:space="default">33 (46%)</w:t>
+            </w:r>
+          </w:p>
+        </w:tc>
+        <w:tc>
+          <w:tcPr>
+            <w:tcBorders>
+              <w:top w:val="single" w:space="0" w:color="D3D3D3"/>
+              <w:bottom w:val="single" w:space="0" w:color="D3D3D3"/>
+              <w:start w:val="single" w:space="0" w:color="D3D3D3"/>
+              <w:end w:val="single" w:space="0" w:color="D3D3D3"/>
+            </w:tcBorders>
+          </w:tcPr>
+          <w:p>
+            <w:pPr>
+              <w:spacing w:before="0" w:after="60"/>
+              <w:keepNext/>
+              <w:jc w:val="center"/>
+            </w:pPr>
+            <w:r>
+              <w:rPr>
+                <w:rFonts w:ascii="Calibri" w:hAnsi="Calibri"/>
+                <w:sz w:val="20"/>
+              </w:rPr>
+              <w:t xml:space="default">3 (60%)</w:t>
+            </w:r>
+          </w:p>
+        </w:tc>
+        <w:tc>
+          <w:tcPr>
+            <w:tcBorders>
+              <w:top w:val="single" w:space="0" w:color="D3D3D3"/>
+              <w:bottom w:val="single" w:space="0" w:color="D3D3D3"/>
+              <w:start w:val="single" w:space="0" w:color="D3D3D3"/>
+              <w:end w:val="single" w:space="0" w:color="D3D3D3"/>
+            </w:tcBorders>
+          </w:tcPr>
+          <w:p>
+            <w:pPr>
+              <w:spacing w:before="0" w:after="60"/>
+              <w:keepNext/>
+              <w:jc w:val="center"/>
+            </w:pPr>
+            <w:r>
+              <w:rPr>
+                <w:rFonts w:ascii="Calibri" w:hAnsi="Calibri"/>
+                <w:sz w:val="20"/>
+              </w:rPr>
+              <w:t xml:space="default"/>
+            </w:r>
+          </w:p>
+        </w:tc>
+      </w:tr>
+      <w:tr>
+        <w:trPr>
+          <w:cantSplit/>
+        </w:trPr>
+        <w:tc>
+          <w:tcPr>
+            <w:tcBorders>
+              <w:top w:val="single" w:space="0" w:color="D3D3D3"/>
+              <w:bottom w:val="single" w:space="0" w:color="D3D3D3"/>
+              <w:start w:val="single" w:space="0" w:color="D3D3D3"/>
+              <w:end w:val="single" w:space="0" w:color="D3D3D3"/>
+            </w:tcBorders>
+          </w:tcPr>
+          <w:p>
+            <w:pPr>
+              <w:spacing w:before="0" w:after="60"/>
+              <w:keepNext/>
+              <w:jc w:val="start"/>
+            </w:pPr>
+            <w:r>
+              <w:rPr>
+                <w:rFonts w:ascii="Calibri" w:hAnsi="Calibri"/>
+                <w:sz w:val="20"/>
+                <w:i/>
+              </w:rPr>
+              <w:t xml:space="default">    2</w:t>
+            </w:r>
+          </w:p>
+        </w:tc>
+        <w:tc>
+          <w:tcPr>
+            <w:tcBorders>
+              <w:top w:val="single" w:space="0" w:color="D3D3D3"/>
+              <w:bottom w:val="single" w:space="0" w:color="D3D3D3"/>
+              <w:start w:val="single" w:space="0" w:color="D3D3D3"/>
+              <w:end w:val="single" w:space="0" w:color="D3D3D3"/>
+            </w:tcBorders>
+          </w:tcPr>
+          <w:p>
+            <w:pPr>
+              <w:spacing w:before="0" w:after="60"/>
+              <w:keepNext/>
+              <w:jc w:val="center"/>
+            </w:pPr>
+            <w:r>
+              <w:rPr>
+                <w:rFonts w:ascii="Calibri" w:hAnsi="Calibri"/>
+                <w:sz w:val="20"/>
+              </w:rPr>
+              <w:t xml:space="default">62 (24%)</w:t>
+            </w:r>
+          </w:p>
+        </w:tc>
+        <w:tc>
+          <w:tcPr>
+            <w:tcBorders>
+              <w:top w:val="single" w:space="0" w:color="D3D3D3"/>
+              <w:bottom w:val="single" w:space="0" w:color="D3D3D3"/>
+              <w:start w:val="single" w:space="0" w:color="D3D3D3"/>
+              <w:end w:val="single" w:space="0" w:color="D3D3D3"/>
+            </w:tcBorders>
+          </w:tcPr>
+          <w:p>
+            <w:pPr>
+              <w:spacing w:before="0" w:after="60"/>
+              <w:keepNext/>
+              <w:jc w:val="center"/>
+            </w:pPr>
+            <w:r>
+              <w:rPr>
+                <w:rFonts w:ascii="Calibri" w:hAnsi="Calibri"/>
+                <w:sz w:val="20"/>
+              </w:rPr>
+              <w:t xml:space="default">44 (24%)</w:t>
+            </w:r>
+          </w:p>
+        </w:tc>
+        <w:tc>
+          <w:tcPr>
+            <w:tcBorders>
+              <w:top w:val="single" w:space="0" w:color="D3D3D3"/>
+              <w:bottom w:val="single" w:space="0" w:color="D3D3D3"/>
+              <w:start w:val="single" w:space="0" w:color="D3D3D3"/>
+              <w:end w:val="single" w:space="0" w:color="D3D3D3"/>
+            </w:tcBorders>
+          </w:tcPr>
+          <w:p>
+            <w:pPr>
+              <w:spacing w:before="0" w:after="60"/>
+              <w:keepNext/>
+              <w:jc w:val="center"/>
+            </w:pPr>
+            <w:r>
+              <w:rPr>
+                <w:rFonts w:ascii="Calibri" w:hAnsi="Calibri"/>
+                <w:sz w:val="20"/>
+              </w:rPr>
+              <w:t xml:space="default">16 (22%)</w:t>
+            </w:r>
+          </w:p>
+        </w:tc>
+        <w:tc>
+          <w:tcPr>
+            <w:tcBorders>
+              <w:top w:val="single" w:space="0" w:color="D3D3D3"/>
+              <w:bottom w:val="single" w:space="0" w:color="D3D3D3"/>
+              <w:start w:val="single" w:space="0" w:color="D3D3D3"/>
+              <w:end w:val="single" w:space="0" w:color="D3D3D3"/>
+            </w:tcBorders>
+          </w:tcPr>
+          <w:p>
+            <w:pPr>
+              <w:spacing w:before="0" w:after="60"/>
+              <w:keepNext/>
+              <w:jc w:val="center"/>
+            </w:pPr>
+            <w:r>
+              <w:rPr>
+                <w:rFonts w:ascii="Calibri" w:hAnsi="Calibri"/>
+                <w:sz w:val="20"/>
+              </w:rPr>
+              <w:t xml:space="default">2 (40%)</w:t>
+            </w:r>
+          </w:p>
+        </w:tc>
+        <w:tc>
+          <w:tcPr>
+            <w:tcBorders>
+              <w:top w:val="single" w:space="0" w:color="D3D3D3"/>
+              <w:bottom w:val="single" w:space="0" w:color="D3D3D3"/>
+              <w:start w:val="single" w:space="0" w:color="D3D3D3"/>
+              <w:end w:val="single" w:space="0" w:color="D3D3D3"/>
+            </w:tcBorders>
+          </w:tcPr>
+          <w:p>
+            <w:pPr>
+              <w:spacing w:before="0" w:after="60"/>
+              <w:keepNext/>
+              <w:jc w:val="center"/>
+            </w:pPr>
+            <w:r>
+              <w:rPr>
+                <w:rFonts w:ascii="Calibri" w:hAnsi="Calibri"/>
+                <w:sz w:val="20"/>
+              </w:rPr>
+              <w:t xml:space="default"/>
+            </w:r>
+          </w:p>
+        </w:tc>
+      </w:tr>
+      <w:tr>
+        <w:trPr>
+          <w:cantSplit/>
+        </w:trPr>
+        <w:tc>
+          <w:tcPr>
+            <w:tcBorders>
+              <w:top w:val="single" w:space="0" w:color="D3D3D3"/>
+              <w:bottom w:val="single" w:space="0" w:color="D3D3D3"/>
+              <w:start w:val="single" w:space="0" w:color="D3D3D3"/>
+              <w:end w:val="single" w:space="0" w:color="D3D3D3"/>
+            </w:tcBorders>
+          </w:tcPr>
+          <w:p>
+            <w:pPr>
+              <w:spacing w:before="0" w:after="60"/>
+              <w:keepNext/>
+              <w:jc w:val="start"/>
+            </w:pPr>
+            <w:r>
+              <w:rPr>
+                <w:rFonts w:ascii="Calibri" w:hAnsi="Calibri"/>
+                <w:sz w:val="20"/>
+                <w:i/>
+              </w:rPr>
+              <w:t xml:space="default">    3</w:t>
+            </w:r>
+          </w:p>
+        </w:tc>
+        <w:tc>
+          <w:tcPr>
+            <w:tcBorders>
+              <w:top w:val="single" w:space="0" w:color="D3D3D3"/>
+              <w:bottom w:val="single" w:space="0" w:color="D3D3D3"/>
+              <w:start w:val="single" w:space="0" w:color="D3D3D3"/>
+              <w:end w:val="single" w:space="0" w:color="D3D3D3"/>
+            </w:tcBorders>
+          </w:tcPr>
+          <w:p>
+            <w:pPr>
+              <w:spacing w:before="0" w:after="60"/>
+              <w:keepNext/>
+              <w:jc w:val="center"/>
+            </w:pPr>
+            <w:r>
+              <w:rPr>
+                <w:rFonts w:ascii="Calibri" w:hAnsi="Calibri"/>
+                <w:sz w:val="20"/>
+              </w:rPr>
+              <w:t xml:space="default">8 (3.1%)</w:t>
+            </w:r>
+          </w:p>
+        </w:tc>
+        <w:tc>
+          <w:tcPr>
+            <w:tcBorders>
+              <w:top w:val="single" w:space="0" w:color="D3D3D3"/>
+              <w:bottom w:val="single" w:space="0" w:color="D3D3D3"/>
+              <w:start w:val="single" w:space="0" w:color="D3D3D3"/>
+              <w:end w:val="single" w:space="0" w:color="D3D3D3"/>
+            </w:tcBorders>
+          </w:tcPr>
+          <w:p>
+            <w:pPr>
+              <w:spacing w:before="0" w:after="60"/>
+              <w:keepNext/>
+              <w:jc w:val="center"/>
+            </w:pPr>
+            <w:r>
+              <w:rPr>
+                <w:rFonts w:ascii="Calibri" w:hAnsi="Calibri"/>
+                <w:sz w:val="20"/>
+              </w:rPr>
+              <w:t xml:space="default">5 (2.7%)</w:t>
+            </w:r>
+          </w:p>
+        </w:tc>
+        <w:tc>
+          <w:tcPr>
+            <w:tcBorders>
+              <w:top w:val="single" w:space="0" w:color="D3D3D3"/>
+              <w:bottom w:val="single" w:space="0" w:color="D3D3D3"/>
+              <w:start w:val="single" w:space="0" w:color="D3D3D3"/>
+              <w:end w:val="single" w:space="0" w:color="D3D3D3"/>
+            </w:tcBorders>
+          </w:tcPr>
+          <w:p>
+            <w:pPr>
+              <w:spacing w:before="0" w:after="60"/>
+              <w:keepNext/>
+              <w:jc w:val="center"/>
+            </w:pPr>
+            <w:r>
+              <w:rPr>
+                <w:rFonts w:ascii="Calibri" w:hAnsi="Calibri"/>
+                <w:sz w:val="20"/>
+              </w:rPr>
+              <w:t xml:space="default">3 (4.2%)</w:t>
+            </w:r>
+          </w:p>
+        </w:tc>
+        <w:tc>
+          <w:tcPr>
+            <w:tcBorders>
+              <w:top w:val="single" w:space="0" w:color="D3D3D3"/>
+              <w:bottom w:val="single" w:space="0" w:color="D3D3D3"/>
+              <w:start w:val="single" w:space="0" w:color="D3D3D3"/>
+              <w:end w:val="single" w:space="0" w:color="D3D3D3"/>
+            </w:tcBorders>
+          </w:tcPr>
+          <w:p>
+            <w:pPr>
+              <w:spacing w:before="0" w:after="60"/>
+              <w:keepNext/>
+              <w:jc w:val="center"/>
+            </w:pPr>
+            <w:r>
+              <w:rPr>
+                <w:rFonts w:ascii="Calibri" w:hAnsi="Calibri"/>
+                <w:sz w:val="20"/>
+              </w:rPr>
+              <w:t xml:space="default">0 (0%)</w:t>
+            </w:r>
+          </w:p>
+        </w:tc>
+        <w:tc>
+          <w:tcPr>
+            <w:tcBorders>
+              <w:top w:val="single" w:space="0" w:color="D3D3D3"/>
+              <w:bottom w:val="single" w:space="0" w:color="D3D3D3"/>
+              <w:start w:val="single" w:space="0" w:color="D3D3D3"/>
+              <w:end w:val="single" w:space="0" w:color="D3D3D3"/>
+            </w:tcBorders>
+          </w:tcPr>
+          <w:p>
+            <w:pPr>
+              <w:spacing w:before="0" w:after="60"/>
+              <w:keepNext/>
+              <w:jc w:val="center"/>
+            </w:pPr>
+            <w:r>
+              <w:rPr>
+                <w:rFonts w:ascii="Calibri" w:hAnsi="Calibri"/>
+                <w:sz w:val="20"/>
+              </w:rPr>
+              <w:t xml:space="default"/>
+            </w:r>
+          </w:p>
+        </w:tc>
+      </w:tr>
+      <w:tr>
+        <w:trPr>
+          <w:cantSplit/>
+        </w:trPr>
+        <w:tc>
+          <w:tcPr>
+            <w:tcBorders>
+              <w:top w:val="single" w:sz="16" w:space="0" w:color="D3D3D3"/>
+              <w:bottom w:val="single" w:sz="16" w:space="0" w:color="D3D3D3"/>
+              <w:start w:val="single" w:space="0" w:color="D3D3D3"/>
+              <w:end w:val="single" w:space="0" w:color="D3D3D3"/>
+            </w:tcBorders>
+            <w:shd w:val="clear" w:color="auto" w:fill="F8F9FA"/>
+            <w:tcMar>
+              <w:top w:w="25" w:type="dxa"/>
+            </w:tcMar>
+            <w:gridSpan w:val="6"/>
+          </w:tcPr>
+          <w:p>
+            <w:pPr>
+              <w:spacing w:before="0" w:after="60"/>
+              <w:keepNext/>
+            </w:pPr>
+            <w:r>
+              <w:rPr>
+                <w:b w:val="true"/>
+                <w:rFonts w:ascii="Calibri" w:hAnsi="Calibri"/>
+                <w:sz w:val="20"/>
+              </w:rPr>
+              <w:t xml:space="preserve">Baseline biomarkers</w:t>
             </w:r>
           </w:p>
         </w:tc>
